--- a/fra/docx/001.content.docx
+++ b/fra/docx/001.content.docx
@@ -266,6 +266,3882 @@
         </w:rPr>
       </w:r>
       <w:hyperlink r:id="rId14">
+        <w:r>
+          <w:rPr>
+            <w:lang w:val="fr_FR" w:bidi="fr_FR"/>
+          </w:rPr>
+          <w:rPr>
+            <w:color w:val="0000EE"/>
+            <w:u w:val="single"/>
+          </w:rPr>
+          <w:t>link</w:t>
+        </w:r>
+      </w:hyperlink>
+      <w:r>
+        <w:rPr>
+          <w:lang w:val="fr_FR" w:bidi="fr_FR"/>
+        </w:rPr>
+      </w:r>
+      <w:r>
+        <w:rPr>
+          <w:lang w:val="fr_FR" w:bidi="fr_FR"/>
+        </w:rPr>
+      </w:r>
+    </w:p>
+    <w:p>
+      <w:pPr/>
+      <w:r>
+        <w:rPr>
+          <w:lang w:val="fr_FR" w:bidi="fr_FR"/>
+        </w:rPr>
+      </w:r>
+    </w:p>
+    <w:p>
+      <w:pPr>
+        <w:pStyle w:val="Heading2"/>
+      </w:pPr>
+      <w:r>
+        <w:rPr>
+          <w:lang w:val="fr_FR" w:bidi="fr_FR"/>
+        </w:rPr>
+        <w:t>Âne et ânon</w:t>
+      </w:r>
+      <w:r>
+        <w:rPr>
+          <w:lang w:val="fr_FR" w:bidi="fr_FR"/>
+        </w:rPr>
+      </w:r>
+    </w:p>
+    <w:p>
+      <w:pPr>
+        <w:pStyle w:val="Heading4"/>
+      </w:pPr>
+      <w:r>
+        <w:rPr>
+          <w:lang w:val="fr_FR" w:bidi="fr_FR"/>
+        </w:rPr>
+        <w:t>Image Content</w:t>
+      </w:r>
+      <w:r>
+        <w:rPr>
+          <w:lang w:val="fr_FR" w:bidi="fr_FR"/>
+        </w:rPr>
+      </w:r>
+    </w:p>
+    <w:p>
+      <w:pPr/>
+      <w:r>
+        <w:rPr>
+          <w:lang w:val="fr_FR" w:bidi="fr_FR"/>
+        </w:rPr>
+      </w:r>
+    </w:p>
+    <w:p>
+      <w:r>
+        <w:drawing>
+          <wp:inline xmlns:a="http://schemas.openxmlformats.org/drawingml/2006/main" xmlns:pic="http://schemas.openxmlformats.org/drawingml/2006/picture">
+            <wp:extent cx="6096000" cy="3432048"/>
+            <wp:docPr id="2" name="Picture 2"/>
+            <wp:cNvGraphicFramePr>
+              <a:graphicFrameLocks noChangeAspect="1"/>
+            </wp:cNvGraphicFramePr>
+            <a:graphic>
+              <a:graphicData uri="http://schemas.openxmlformats.org/drawingml/2006/picture">
+                <pic:pic>
+                  <pic:nvPicPr>
+                    <pic:cNvPr id="0" name="image.jpg"/>
+                    <pic:cNvPicPr/>
+                  </pic:nvPicPr>
+                  <pic:blipFill>
+                    <a:blip r:embed="rId15"/>
+                    <a:stretch>
+                      <a:fillRect/>
+                    </a:stretch>
+                  </pic:blipFill>
+                  <pic:spPr>
+                    <a:xfrm>
+                      <a:off x="0" y="0"/>
+                      <a:ext cx="6096000" cy="3432048"/>
+                    </a:xfrm>
+                    <a:prstGeom prst="rect"/>
+                  </pic:spPr>
+                </pic:pic>
+              </a:graphicData>
+            </a:graphic>
+          </wp:inline>
+        </w:drawing>
+      </w:r>
+    </w:p>
+    <w:p>
+      <w:pPr/>
+      <w:r>
+        <w:rPr>
+          <w:lang w:val="fr_FR" w:bidi="fr_FR"/>
+        </w:rPr>
+      </w:r>
+      <w:hyperlink r:id="rId16">
+        <w:r>
+          <w:rPr>
+            <w:lang w:val="fr_FR" w:bidi="fr_FR"/>
+          </w:rPr>
+          <w:rPr>
+            <w:color w:val="0000EE"/>
+            <w:u w:val="single"/>
+          </w:rPr>
+          <w:t>link</w:t>
+        </w:r>
+      </w:hyperlink>
+      <w:r>
+        <w:rPr>
+          <w:lang w:val="fr_FR" w:bidi="fr_FR"/>
+        </w:rPr>
+      </w:r>
+      <w:r>
+        <w:rPr>
+          <w:lang w:val="fr_FR" w:bidi="fr_FR"/>
+        </w:rPr>
+      </w:r>
+    </w:p>
+    <w:p>
+      <w:pPr/>
+      <w:r>
+        <w:rPr>
+          <w:lang w:val="fr_FR" w:bidi="fr_FR"/>
+        </w:rPr>
+      </w:r>
+    </w:p>
+    <w:p>
+      <w:pPr>
+        <w:pStyle w:val="Heading2"/>
+      </w:pPr>
+      <w:r>
+        <w:rPr>
+          <w:lang w:val="fr_FR" w:bidi="fr_FR"/>
+        </w:rPr>
+        <w:t>Âne et ânon</w:t>
+      </w:r>
+      <w:r>
+        <w:rPr>
+          <w:lang w:val="fr_FR" w:bidi="fr_FR"/>
+        </w:rPr>
+      </w:r>
+    </w:p>
+    <w:p>
+      <w:pPr>
+        <w:pStyle w:val="Heading4"/>
+      </w:pPr>
+      <w:r>
+        <w:rPr>
+          <w:lang w:val="fr_FR" w:bidi="fr_FR"/>
+        </w:rPr>
+        <w:t>Image Content</w:t>
+      </w:r>
+      <w:r>
+        <w:rPr>
+          <w:lang w:val="fr_FR" w:bidi="fr_FR"/>
+        </w:rPr>
+      </w:r>
+    </w:p>
+    <w:p>
+      <w:pPr/>
+      <w:r>
+        <w:rPr>
+          <w:lang w:val="fr_FR" w:bidi="fr_FR"/>
+        </w:rPr>
+      </w:r>
+    </w:p>
+    <w:p>
+      <w:r>
+        <w:drawing>
+          <wp:inline xmlns:a="http://schemas.openxmlformats.org/drawingml/2006/main" xmlns:pic="http://schemas.openxmlformats.org/drawingml/2006/picture">
+            <wp:extent cx="6096000" cy="3432048"/>
+            <wp:docPr id="3" name="Picture 3"/>
+            <wp:cNvGraphicFramePr>
+              <a:graphicFrameLocks noChangeAspect="1"/>
+            </wp:cNvGraphicFramePr>
+            <a:graphic>
+              <a:graphicData uri="http://schemas.openxmlformats.org/drawingml/2006/picture">
+                <pic:pic>
+                  <pic:nvPicPr>
+                    <pic:cNvPr id="0" name="image.jpg"/>
+                    <pic:cNvPicPr/>
+                  </pic:nvPicPr>
+                  <pic:blipFill>
+                    <a:blip r:embed="rId17"/>
+                    <a:stretch>
+                      <a:fillRect/>
+                    </a:stretch>
+                  </pic:blipFill>
+                  <pic:spPr>
+                    <a:xfrm>
+                      <a:off x="0" y="0"/>
+                      <a:ext cx="6096000" cy="3432048"/>
+                    </a:xfrm>
+                    <a:prstGeom prst="rect"/>
+                  </pic:spPr>
+                </pic:pic>
+              </a:graphicData>
+            </a:graphic>
+          </wp:inline>
+        </w:drawing>
+      </w:r>
+    </w:p>
+    <w:p>
+      <w:pPr/>
+      <w:r>
+        <w:rPr>
+          <w:lang w:val="fr_FR" w:bidi="fr_FR"/>
+        </w:rPr>
+      </w:r>
+      <w:hyperlink r:id="rId18">
+        <w:r>
+          <w:rPr>
+            <w:lang w:val="fr_FR" w:bidi="fr_FR"/>
+          </w:rPr>
+          <w:rPr>
+            <w:color w:val="0000EE"/>
+            <w:u w:val="single"/>
+          </w:rPr>
+          <w:t>link</w:t>
+        </w:r>
+      </w:hyperlink>
+      <w:r>
+        <w:rPr>
+          <w:lang w:val="fr_FR" w:bidi="fr_FR"/>
+        </w:rPr>
+      </w:r>
+      <w:r>
+        <w:rPr>
+          <w:lang w:val="fr_FR" w:bidi="fr_FR"/>
+        </w:rPr>
+      </w:r>
+    </w:p>
+    <w:p>
+      <w:pPr/>
+      <w:r>
+        <w:rPr>
+          <w:lang w:val="fr_FR" w:bidi="fr_FR"/>
+        </w:rPr>
+      </w:r>
+    </w:p>
+    <w:p>
+      <w:pPr>
+        <w:pStyle w:val="Heading2"/>
+      </w:pPr>
+      <w:r>
+        <w:rPr>
+          <w:lang w:val="fr_FR" w:bidi="fr_FR"/>
+        </w:rPr>
+        <w:t>Âne et ânon</w:t>
+      </w:r>
+      <w:r>
+        <w:rPr>
+          <w:lang w:val="fr_FR" w:bidi="fr_FR"/>
+        </w:rPr>
+      </w:r>
+    </w:p>
+    <w:p>
+      <w:pPr>
+        <w:pStyle w:val="Heading4"/>
+      </w:pPr>
+      <w:r>
+        <w:rPr>
+          <w:lang w:val="fr_FR" w:bidi="fr_FR"/>
+        </w:rPr>
+        <w:t>Image Content</w:t>
+      </w:r>
+      <w:r>
+        <w:rPr>
+          <w:lang w:val="fr_FR" w:bidi="fr_FR"/>
+        </w:rPr>
+      </w:r>
+    </w:p>
+    <w:p>
+      <w:pPr/>
+      <w:r>
+        <w:rPr>
+          <w:lang w:val="fr_FR" w:bidi="fr_FR"/>
+        </w:rPr>
+      </w:r>
+    </w:p>
+    <w:p>
+      <w:r>
+        <w:drawing>
+          <wp:inline xmlns:a="http://schemas.openxmlformats.org/drawingml/2006/main" xmlns:pic="http://schemas.openxmlformats.org/drawingml/2006/picture">
+            <wp:extent cx="6096000" cy="4090416"/>
+            <wp:docPr id="4" name="Picture 4"/>
+            <wp:cNvGraphicFramePr>
+              <a:graphicFrameLocks noChangeAspect="1"/>
+            </wp:cNvGraphicFramePr>
+            <a:graphic>
+              <a:graphicData uri="http://schemas.openxmlformats.org/drawingml/2006/picture">
+                <pic:pic>
+                  <pic:nvPicPr>
+                    <pic:cNvPr id="0" name="image.jpg"/>
+                    <pic:cNvPicPr/>
+                  </pic:nvPicPr>
+                  <pic:blipFill>
+                    <a:blip r:embed="rId19"/>
+                    <a:stretch>
+                      <a:fillRect/>
+                    </a:stretch>
+                  </pic:blipFill>
+                  <pic:spPr>
+                    <a:xfrm>
+                      <a:off x="0" y="0"/>
+                      <a:ext cx="6096000" cy="4090416"/>
+                    </a:xfrm>
+                    <a:prstGeom prst="rect"/>
+                  </pic:spPr>
+                </pic:pic>
+              </a:graphicData>
+            </a:graphic>
+          </wp:inline>
+        </w:drawing>
+      </w:r>
+    </w:p>
+    <w:p>
+      <w:pPr/>
+      <w:r>
+        <w:rPr>
+          <w:lang w:val="fr_FR" w:bidi="fr_FR"/>
+        </w:rPr>
+      </w:r>
+      <w:hyperlink r:id="rId20">
+        <w:r>
+          <w:rPr>
+            <w:lang w:val="fr_FR" w:bidi="fr_FR"/>
+          </w:rPr>
+          <w:rPr>
+            <w:color w:val="0000EE"/>
+            <w:u w:val="single"/>
+          </w:rPr>
+          <w:t>link</w:t>
+        </w:r>
+      </w:hyperlink>
+      <w:r>
+        <w:rPr>
+          <w:lang w:val="fr_FR" w:bidi="fr_FR"/>
+        </w:rPr>
+      </w:r>
+      <w:r>
+        <w:rPr>
+          <w:lang w:val="fr_FR" w:bidi="fr_FR"/>
+        </w:rPr>
+      </w:r>
+    </w:p>
+    <w:p>
+      <w:pPr/>
+      <w:r>
+        <w:rPr>
+          <w:lang w:val="fr_FR" w:bidi="fr_FR"/>
+        </w:rPr>
+      </w:r>
+    </w:p>
+    <w:p>
+      <w:pPr>
+        <w:pStyle w:val="Heading2"/>
+      </w:pPr>
+      <w:r>
+        <w:rPr>
+          <w:lang w:val="fr_FR" w:bidi="fr_FR"/>
+        </w:rPr>
+        <w:t>Âne et ânon</w:t>
+      </w:r>
+      <w:r>
+        <w:rPr>
+          <w:lang w:val="fr_FR" w:bidi="fr_FR"/>
+        </w:rPr>
+      </w:r>
+    </w:p>
+    <w:p>
+      <w:pPr>
+        <w:pStyle w:val="Heading4"/>
+      </w:pPr>
+      <w:r>
+        <w:rPr>
+          <w:lang w:val="fr_FR" w:bidi="fr_FR"/>
+        </w:rPr>
+        <w:t>Image Content</w:t>
+      </w:r>
+      <w:r>
+        <w:rPr>
+          <w:lang w:val="fr_FR" w:bidi="fr_FR"/>
+        </w:rPr>
+      </w:r>
+    </w:p>
+    <w:p>
+      <w:pPr/>
+      <w:r>
+        <w:rPr>
+          <w:lang w:val="fr_FR" w:bidi="fr_FR"/>
+        </w:rPr>
+      </w:r>
+    </w:p>
+    <w:p>
+      <w:r>
+        <w:drawing>
+          <wp:inline xmlns:a="http://schemas.openxmlformats.org/drawingml/2006/main" xmlns:pic="http://schemas.openxmlformats.org/drawingml/2006/picture">
+            <wp:extent cx="6096000" cy="4090416"/>
+            <wp:docPr id="5" name="Picture 5"/>
+            <wp:cNvGraphicFramePr>
+              <a:graphicFrameLocks noChangeAspect="1"/>
+            </wp:cNvGraphicFramePr>
+            <a:graphic>
+              <a:graphicData uri="http://schemas.openxmlformats.org/drawingml/2006/picture">
+                <pic:pic>
+                  <pic:nvPicPr>
+                    <pic:cNvPr id="0" name="image.jpg"/>
+                    <pic:cNvPicPr/>
+                  </pic:nvPicPr>
+                  <pic:blipFill>
+                    <a:blip r:embed="rId21"/>
+                    <a:stretch>
+                      <a:fillRect/>
+                    </a:stretch>
+                  </pic:blipFill>
+                  <pic:spPr>
+                    <a:xfrm>
+                      <a:off x="0" y="0"/>
+                      <a:ext cx="6096000" cy="4090416"/>
+                    </a:xfrm>
+                    <a:prstGeom prst="rect"/>
+                  </pic:spPr>
+                </pic:pic>
+              </a:graphicData>
+            </a:graphic>
+          </wp:inline>
+        </w:drawing>
+      </w:r>
+    </w:p>
+    <w:p>
+      <w:pPr/>
+      <w:r>
+        <w:rPr>
+          <w:lang w:val="fr_FR" w:bidi="fr_FR"/>
+        </w:rPr>
+      </w:r>
+      <w:hyperlink r:id="rId22">
+        <w:r>
+          <w:rPr>
+            <w:lang w:val="fr_FR" w:bidi="fr_FR"/>
+          </w:rPr>
+          <w:rPr>
+            <w:color w:val="0000EE"/>
+            <w:u w:val="single"/>
+          </w:rPr>
+          <w:t>link</w:t>
+        </w:r>
+      </w:hyperlink>
+      <w:r>
+        <w:rPr>
+          <w:lang w:val="fr_FR" w:bidi="fr_FR"/>
+        </w:rPr>
+      </w:r>
+      <w:r>
+        <w:rPr>
+          <w:lang w:val="fr_FR" w:bidi="fr_FR"/>
+        </w:rPr>
+      </w:r>
+    </w:p>
+    <w:p>
+      <w:pPr/>
+      <w:r>
+        <w:rPr>
+          <w:lang w:val="fr_FR" w:bidi="fr_FR"/>
+        </w:rPr>
+      </w:r>
+    </w:p>
+    <w:p>
+      <w:pPr>
+        <w:pStyle w:val="Heading2"/>
+      </w:pPr>
+      <w:r>
+        <w:rPr>
+          <w:lang w:val="fr_FR" w:bidi="fr_FR"/>
+        </w:rPr>
+        <w:t>Âne et ânon</w:t>
+      </w:r>
+      <w:r>
+        <w:rPr>
+          <w:lang w:val="fr_FR" w:bidi="fr_FR"/>
+        </w:rPr>
+      </w:r>
+    </w:p>
+    <w:p>
+      <w:pPr>
+        <w:pStyle w:val="Heading4"/>
+      </w:pPr>
+      <w:r>
+        <w:rPr>
+          <w:lang w:val="fr_FR" w:bidi="fr_FR"/>
+        </w:rPr>
+        <w:t>Image Content</w:t>
+      </w:r>
+      <w:r>
+        <w:rPr>
+          <w:lang w:val="fr_FR" w:bidi="fr_FR"/>
+        </w:rPr>
+      </w:r>
+    </w:p>
+    <w:p>
+      <w:pPr/>
+      <w:r>
+        <w:rPr>
+          <w:lang w:val="fr_FR" w:bidi="fr_FR"/>
+        </w:rPr>
+      </w:r>
+    </w:p>
+    <w:p>
+      <w:r>
+        <w:drawing>
+          <wp:inline xmlns:a="http://schemas.openxmlformats.org/drawingml/2006/main" xmlns:pic="http://schemas.openxmlformats.org/drawingml/2006/picture">
+            <wp:extent cx="6096000" cy="4090416"/>
+            <wp:docPr id="6" name="Picture 6"/>
+            <wp:cNvGraphicFramePr>
+              <a:graphicFrameLocks noChangeAspect="1"/>
+            </wp:cNvGraphicFramePr>
+            <a:graphic>
+              <a:graphicData uri="http://schemas.openxmlformats.org/drawingml/2006/picture">
+                <pic:pic>
+                  <pic:nvPicPr>
+                    <pic:cNvPr id="0" name="image.jpg"/>
+                    <pic:cNvPicPr/>
+                  </pic:nvPicPr>
+                  <pic:blipFill>
+                    <a:blip r:embed="rId23"/>
+                    <a:stretch>
+                      <a:fillRect/>
+                    </a:stretch>
+                  </pic:blipFill>
+                  <pic:spPr>
+                    <a:xfrm>
+                      <a:off x="0" y="0"/>
+                      <a:ext cx="6096000" cy="4090416"/>
+                    </a:xfrm>
+                    <a:prstGeom prst="rect"/>
+                  </pic:spPr>
+                </pic:pic>
+              </a:graphicData>
+            </a:graphic>
+          </wp:inline>
+        </w:drawing>
+      </w:r>
+    </w:p>
+    <w:p>
+      <w:pPr/>
+      <w:r>
+        <w:rPr>
+          <w:lang w:val="fr_FR" w:bidi="fr_FR"/>
+        </w:rPr>
+      </w:r>
+      <w:hyperlink r:id="rId24">
+        <w:r>
+          <w:rPr>
+            <w:lang w:val="fr_FR" w:bidi="fr_FR"/>
+          </w:rPr>
+          <w:rPr>
+            <w:color w:val="0000EE"/>
+            <w:u w:val="single"/>
+          </w:rPr>
+          <w:t>link</w:t>
+        </w:r>
+      </w:hyperlink>
+      <w:r>
+        <w:rPr>
+          <w:lang w:val="fr_FR" w:bidi="fr_FR"/>
+        </w:rPr>
+      </w:r>
+      <w:r>
+        <w:rPr>
+          <w:lang w:val="fr_FR" w:bidi="fr_FR"/>
+        </w:rPr>
+      </w:r>
+    </w:p>
+    <w:p>
+      <w:pPr/>
+      <w:r>
+        <w:rPr>
+          <w:lang w:val="fr_FR" w:bidi="fr_FR"/>
+        </w:rPr>
+      </w:r>
+    </w:p>
+    <w:p>
+      <w:pPr>
+        <w:pStyle w:val="Heading2"/>
+      </w:pPr>
+      <w:r>
+        <w:rPr>
+          <w:lang w:val="fr_FR" w:bidi="fr_FR"/>
+        </w:rPr>
+        <w:t>Animaux sacrificiels</w:t>
+      </w:r>
+      <w:r>
+        <w:rPr>
+          <w:lang w:val="fr_FR" w:bidi="fr_FR"/>
+        </w:rPr>
+      </w:r>
+    </w:p>
+    <w:p>
+      <w:pPr>
+        <w:pStyle w:val="Heading4"/>
+      </w:pPr>
+      <w:r>
+        <w:rPr>
+          <w:lang w:val="fr_FR" w:bidi="fr_FR"/>
+        </w:rPr>
+        <w:t>Image Content</w:t>
+      </w:r>
+      <w:r>
+        <w:rPr>
+          <w:lang w:val="fr_FR" w:bidi="fr_FR"/>
+        </w:rPr>
+      </w:r>
+    </w:p>
+    <w:p>
+      <w:pPr/>
+      <w:r>
+        <w:rPr>
+          <w:lang w:val="fr_FR" w:bidi="fr_FR"/>
+        </w:rPr>
+      </w:r>
+    </w:p>
+    <w:p>
+      <w:r>
+        <w:drawing>
+          <wp:inline xmlns:a="http://schemas.openxmlformats.org/drawingml/2006/main" xmlns:pic="http://schemas.openxmlformats.org/drawingml/2006/picture">
+            <wp:extent cx="6096000" cy="3432048"/>
+            <wp:docPr id="7" name="Picture 7"/>
+            <wp:cNvGraphicFramePr>
+              <a:graphicFrameLocks noChangeAspect="1"/>
+            </wp:cNvGraphicFramePr>
+            <a:graphic>
+              <a:graphicData uri="http://schemas.openxmlformats.org/drawingml/2006/picture">
+                <pic:pic>
+                  <pic:nvPicPr>
+                    <pic:cNvPr id="0" name="image.jpg"/>
+                    <pic:cNvPicPr/>
+                  </pic:nvPicPr>
+                  <pic:blipFill>
+                    <a:blip r:embed="rId25"/>
+                    <a:stretch>
+                      <a:fillRect/>
+                    </a:stretch>
+                  </pic:blipFill>
+                  <pic:spPr>
+                    <a:xfrm>
+                      <a:off x="0" y="0"/>
+                      <a:ext cx="6096000" cy="3432048"/>
+                    </a:xfrm>
+                    <a:prstGeom prst="rect"/>
+                  </pic:spPr>
+                </pic:pic>
+              </a:graphicData>
+            </a:graphic>
+          </wp:inline>
+        </w:drawing>
+      </w:r>
+    </w:p>
+    <w:p>
+      <w:pPr/>
+      <w:r>
+        <w:rPr>
+          <w:lang w:val="fr_FR" w:bidi="fr_FR"/>
+        </w:rPr>
+      </w:r>
+      <w:hyperlink r:id="rId26">
+        <w:r>
+          <w:rPr>
+            <w:lang w:val="fr_FR" w:bidi="fr_FR"/>
+          </w:rPr>
+          <w:rPr>
+            <w:color w:val="0000EE"/>
+            <w:u w:val="single"/>
+          </w:rPr>
+          <w:t>link</w:t>
+        </w:r>
+      </w:hyperlink>
+      <w:r>
+        <w:rPr>
+          <w:lang w:val="fr_FR" w:bidi="fr_FR"/>
+        </w:rPr>
+      </w:r>
+      <w:r>
+        <w:rPr>
+          <w:lang w:val="fr_FR" w:bidi="fr_FR"/>
+        </w:rPr>
+      </w:r>
+    </w:p>
+    <w:p>
+      <w:pPr/>
+      <w:r>
+        <w:rPr>
+          <w:lang w:val="fr_FR" w:bidi="fr_FR"/>
+        </w:rPr>
+      </w:r>
+    </w:p>
+    <w:p>
+      <w:pPr>
+        <w:pStyle w:val="Heading2"/>
+      </w:pPr>
+      <w:r>
+        <w:rPr>
+          <w:lang w:val="fr_FR" w:bidi="fr_FR"/>
+        </w:rPr>
+        <w:t>Animaux sacrificiels</w:t>
+      </w:r>
+      <w:r>
+        <w:rPr>
+          <w:lang w:val="fr_FR" w:bidi="fr_FR"/>
+        </w:rPr>
+      </w:r>
+    </w:p>
+    <w:p>
+      <w:pPr>
+        <w:pStyle w:val="Heading4"/>
+      </w:pPr>
+      <w:r>
+        <w:rPr>
+          <w:lang w:val="fr_FR" w:bidi="fr_FR"/>
+        </w:rPr>
+        <w:t>Image Content</w:t>
+      </w:r>
+      <w:r>
+        <w:rPr>
+          <w:lang w:val="fr_FR" w:bidi="fr_FR"/>
+        </w:rPr>
+      </w:r>
+    </w:p>
+    <w:p>
+      <w:pPr/>
+      <w:r>
+        <w:rPr>
+          <w:lang w:val="fr_FR" w:bidi="fr_FR"/>
+        </w:rPr>
+      </w:r>
+    </w:p>
+    <w:p>
+      <w:r>
+        <w:drawing>
+          <wp:inline xmlns:a="http://schemas.openxmlformats.org/drawingml/2006/main" xmlns:pic="http://schemas.openxmlformats.org/drawingml/2006/picture">
+            <wp:extent cx="6096000" cy="4066032"/>
+            <wp:docPr id="8" name="Picture 8"/>
+            <wp:cNvGraphicFramePr>
+              <a:graphicFrameLocks noChangeAspect="1"/>
+            </wp:cNvGraphicFramePr>
+            <a:graphic>
+              <a:graphicData uri="http://schemas.openxmlformats.org/drawingml/2006/picture">
+                <pic:pic>
+                  <pic:nvPicPr>
+                    <pic:cNvPr id="0" name="image.jpg"/>
+                    <pic:cNvPicPr/>
+                  </pic:nvPicPr>
+                  <pic:blipFill>
+                    <a:blip r:embed="rId27"/>
+                    <a:stretch>
+                      <a:fillRect/>
+                    </a:stretch>
+                  </pic:blipFill>
+                  <pic:spPr>
+                    <a:xfrm>
+                      <a:off x="0" y="0"/>
+                      <a:ext cx="6096000" cy="4066032"/>
+                    </a:xfrm>
+                    <a:prstGeom prst="rect"/>
+                  </pic:spPr>
+                </pic:pic>
+              </a:graphicData>
+            </a:graphic>
+          </wp:inline>
+        </w:drawing>
+      </w:r>
+    </w:p>
+    <w:p>
+      <w:pPr/>
+      <w:r>
+        <w:rPr>
+          <w:lang w:val="fr_FR" w:bidi="fr_FR"/>
+        </w:rPr>
+      </w:r>
+      <w:hyperlink r:id="rId28">
+        <w:r>
+          <w:rPr>
+            <w:lang w:val="fr_FR" w:bidi="fr_FR"/>
+          </w:rPr>
+          <w:rPr>
+            <w:color w:val="0000EE"/>
+            <w:u w:val="single"/>
+          </w:rPr>
+          <w:t>link</w:t>
+        </w:r>
+      </w:hyperlink>
+      <w:r>
+        <w:rPr>
+          <w:lang w:val="fr_FR" w:bidi="fr_FR"/>
+        </w:rPr>
+      </w:r>
+      <w:r>
+        <w:rPr>
+          <w:lang w:val="fr_FR" w:bidi="fr_FR"/>
+        </w:rPr>
+      </w:r>
+    </w:p>
+    <w:p>
+      <w:pPr/>
+      <w:r>
+        <w:rPr>
+          <w:lang w:val="fr_FR" w:bidi="fr_FR"/>
+        </w:rPr>
+      </w:r>
+    </w:p>
+    <w:p>
+      <w:pPr>
+        <w:pStyle w:val="Heading2"/>
+      </w:pPr>
+      <w:r>
+        <w:rPr>
+          <w:lang w:val="fr_FR" w:bidi="fr_FR"/>
+        </w:rPr>
+        <w:t>Animaux sacrificiels</w:t>
+      </w:r>
+      <w:r>
+        <w:rPr>
+          <w:lang w:val="fr_FR" w:bidi="fr_FR"/>
+        </w:rPr>
+      </w:r>
+    </w:p>
+    <w:p>
+      <w:pPr>
+        <w:pStyle w:val="Heading4"/>
+      </w:pPr>
+      <w:r>
+        <w:rPr>
+          <w:lang w:val="fr_FR" w:bidi="fr_FR"/>
+        </w:rPr>
+        <w:t>Image Content</w:t>
+      </w:r>
+      <w:r>
+        <w:rPr>
+          <w:lang w:val="fr_FR" w:bidi="fr_FR"/>
+        </w:rPr>
+      </w:r>
+    </w:p>
+    <w:p>
+      <w:pPr/>
+      <w:r>
+        <w:rPr>
+          <w:lang w:val="fr_FR" w:bidi="fr_FR"/>
+        </w:rPr>
+      </w:r>
+    </w:p>
+    <w:p>
+      <w:r>
+        <w:drawing>
+          <wp:inline xmlns:a="http://schemas.openxmlformats.org/drawingml/2006/main" xmlns:pic="http://schemas.openxmlformats.org/drawingml/2006/picture">
+            <wp:extent cx="6096000" cy="3432048"/>
+            <wp:docPr id="9" name="Picture 9"/>
+            <wp:cNvGraphicFramePr>
+              <a:graphicFrameLocks noChangeAspect="1"/>
+            </wp:cNvGraphicFramePr>
+            <a:graphic>
+              <a:graphicData uri="http://schemas.openxmlformats.org/drawingml/2006/picture">
+                <pic:pic>
+                  <pic:nvPicPr>
+                    <pic:cNvPr id="0" name="image.jpg"/>
+                    <pic:cNvPicPr/>
+                  </pic:nvPicPr>
+                  <pic:blipFill>
+                    <a:blip r:embed="rId29"/>
+                    <a:stretch>
+                      <a:fillRect/>
+                    </a:stretch>
+                  </pic:blipFill>
+                  <pic:spPr>
+                    <a:xfrm>
+                      <a:off x="0" y="0"/>
+                      <a:ext cx="6096000" cy="3432048"/>
+                    </a:xfrm>
+                    <a:prstGeom prst="rect"/>
+                  </pic:spPr>
+                </pic:pic>
+              </a:graphicData>
+            </a:graphic>
+          </wp:inline>
+        </w:drawing>
+      </w:r>
+    </w:p>
+    <w:p>
+      <w:pPr/>
+      <w:r>
+        <w:rPr>
+          <w:lang w:val="fr_FR" w:bidi="fr_FR"/>
+        </w:rPr>
+      </w:r>
+      <w:hyperlink r:id="rId30">
+        <w:r>
+          <w:rPr>
+            <w:lang w:val="fr_FR" w:bidi="fr_FR"/>
+          </w:rPr>
+          <w:rPr>
+            <w:color w:val="0000EE"/>
+            <w:u w:val="single"/>
+          </w:rPr>
+          <w:t>link</w:t>
+        </w:r>
+      </w:hyperlink>
+      <w:r>
+        <w:rPr>
+          <w:lang w:val="fr_FR" w:bidi="fr_FR"/>
+        </w:rPr>
+      </w:r>
+      <w:r>
+        <w:rPr>
+          <w:lang w:val="fr_FR" w:bidi="fr_FR"/>
+        </w:rPr>
+      </w:r>
+    </w:p>
+    <w:p>
+      <w:pPr/>
+      <w:r>
+        <w:rPr>
+          <w:lang w:val="fr_FR" w:bidi="fr_FR"/>
+        </w:rPr>
+      </w:r>
+    </w:p>
+    <w:p>
+      <w:pPr>
+        <w:pStyle w:val="Heading2"/>
+      </w:pPr>
+      <w:r>
+        <w:rPr>
+          <w:lang w:val="fr_FR" w:bidi="fr_FR"/>
+        </w:rPr>
+        <w:t>Animaux sacrificiels</w:t>
+      </w:r>
+      <w:r>
+        <w:rPr>
+          <w:lang w:val="fr_FR" w:bidi="fr_FR"/>
+        </w:rPr>
+      </w:r>
+    </w:p>
+    <w:p>
+      <w:pPr>
+        <w:pStyle w:val="Heading4"/>
+      </w:pPr>
+      <w:r>
+        <w:rPr>
+          <w:lang w:val="fr_FR" w:bidi="fr_FR"/>
+        </w:rPr>
+        <w:t>Image Content</w:t>
+      </w:r>
+      <w:r>
+        <w:rPr>
+          <w:lang w:val="fr_FR" w:bidi="fr_FR"/>
+        </w:rPr>
+      </w:r>
+    </w:p>
+    <w:p>
+      <w:pPr/>
+      <w:r>
+        <w:rPr>
+          <w:lang w:val="fr_FR" w:bidi="fr_FR"/>
+        </w:rPr>
+      </w:r>
+    </w:p>
+    <w:p>
+      <w:r>
+        <w:drawing>
+          <wp:inline xmlns:a="http://schemas.openxmlformats.org/drawingml/2006/main" xmlns:pic="http://schemas.openxmlformats.org/drawingml/2006/picture">
+            <wp:extent cx="6096000" cy="3432048"/>
+            <wp:docPr id="10" name="Picture 10"/>
+            <wp:cNvGraphicFramePr>
+              <a:graphicFrameLocks noChangeAspect="1"/>
+            </wp:cNvGraphicFramePr>
+            <a:graphic>
+              <a:graphicData uri="http://schemas.openxmlformats.org/drawingml/2006/picture">
+                <pic:pic>
+                  <pic:nvPicPr>
+                    <pic:cNvPr id="0" name="image.jpg"/>
+                    <pic:cNvPicPr/>
+                  </pic:nvPicPr>
+                  <pic:blipFill>
+                    <a:blip r:embed="rId31"/>
+                    <a:stretch>
+                      <a:fillRect/>
+                    </a:stretch>
+                  </pic:blipFill>
+                  <pic:spPr>
+                    <a:xfrm>
+                      <a:off x="0" y="0"/>
+                      <a:ext cx="6096000" cy="3432048"/>
+                    </a:xfrm>
+                    <a:prstGeom prst="rect"/>
+                  </pic:spPr>
+                </pic:pic>
+              </a:graphicData>
+            </a:graphic>
+          </wp:inline>
+        </w:drawing>
+      </w:r>
+    </w:p>
+    <w:p>
+      <w:pPr/>
+      <w:r>
+        <w:rPr>
+          <w:lang w:val="fr_FR" w:bidi="fr_FR"/>
+        </w:rPr>
+      </w:r>
+      <w:hyperlink r:id="rId32">
+        <w:r>
+          <w:rPr>
+            <w:lang w:val="fr_FR" w:bidi="fr_FR"/>
+          </w:rPr>
+          <w:rPr>
+            <w:color w:val="0000EE"/>
+            <w:u w:val="single"/>
+          </w:rPr>
+          <w:t>link</w:t>
+        </w:r>
+      </w:hyperlink>
+      <w:r>
+        <w:rPr>
+          <w:lang w:val="fr_FR" w:bidi="fr_FR"/>
+        </w:rPr>
+      </w:r>
+      <w:r>
+        <w:rPr>
+          <w:lang w:val="fr_FR" w:bidi="fr_FR"/>
+        </w:rPr>
+      </w:r>
+    </w:p>
+    <w:p>
+      <w:pPr/>
+      <w:r>
+        <w:rPr>
+          <w:lang w:val="fr_FR" w:bidi="fr_FR"/>
+        </w:rPr>
+      </w:r>
+    </w:p>
+    <w:p>
+      <w:pPr>
+        <w:pStyle w:val="Heading2"/>
+      </w:pPr>
+      <w:r>
+        <w:rPr>
+          <w:lang w:val="fr_FR" w:bidi="fr_FR"/>
+        </w:rPr>
+        <w:t>Animaux sacrificiels</w:t>
+      </w:r>
+      <w:r>
+        <w:rPr>
+          <w:lang w:val="fr_FR" w:bidi="fr_FR"/>
+        </w:rPr>
+      </w:r>
+    </w:p>
+    <w:p>
+      <w:pPr>
+        <w:pStyle w:val="Heading4"/>
+      </w:pPr>
+      <w:r>
+        <w:rPr>
+          <w:lang w:val="fr_FR" w:bidi="fr_FR"/>
+        </w:rPr>
+        <w:t>Image Content</w:t>
+      </w:r>
+      <w:r>
+        <w:rPr>
+          <w:lang w:val="fr_FR" w:bidi="fr_FR"/>
+        </w:rPr>
+      </w:r>
+    </w:p>
+    <w:p>
+      <w:pPr/>
+      <w:r>
+        <w:rPr>
+          <w:lang w:val="fr_FR" w:bidi="fr_FR"/>
+        </w:rPr>
+      </w:r>
+    </w:p>
+    <w:p>
+      <w:r>
+        <w:drawing>
+          <wp:inline xmlns:a="http://schemas.openxmlformats.org/drawingml/2006/main" xmlns:pic="http://schemas.openxmlformats.org/drawingml/2006/picture">
+            <wp:extent cx="6096000" cy="3432048"/>
+            <wp:docPr id="11" name="Picture 11"/>
+            <wp:cNvGraphicFramePr>
+              <a:graphicFrameLocks noChangeAspect="1"/>
+            </wp:cNvGraphicFramePr>
+            <a:graphic>
+              <a:graphicData uri="http://schemas.openxmlformats.org/drawingml/2006/picture">
+                <pic:pic>
+                  <pic:nvPicPr>
+                    <pic:cNvPr id="0" name="image.jpg"/>
+                    <pic:cNvPicPr/>
+                  </pic:nvPicPr>
+                  <pic:blipFill>
+                    <a:blip r:embed="rId33"/>
+                    <a:stretch>
+                      <a:fillRect/>
+                    </a:stretch>
+                  </pic:blipFill>
+                  <pic:spPr>
+                    <a:xfrm>
+                      <a:off x="0" y="0"/>
+                      <a:ext cx="6096000" cy="3432048"/>
+                    </a:xfrm>
+                    <a:prstGeom prst="rect"/>
+                  </pic:spPr>
+                </pic:pic>
+              </a:graphicData>
+            </a:graphic>
+          </wp:inline>
+        </w:drawing>
+      </w:r>
+    </w:p>
+    <w:p>
+      <w:pPr/>
+      <w:r>
+        <w:rPr>
+          <w:lang w:val="fr_FR" w:bidi="fr_FR"/>
+        </w:rPr>
+      </w:r>
+      <w:hyperlink r:id="rId34">
+        <w:r>
+          <w:rPr>
+            <w:lang w:val="fr_FR" w:bidi="fr_FR"/>
+          </w:rPr>
+          <w:rPr>
+            <w:color w:val="0000EE"/>
+            <w:u w:val="single"/>
+          </w:rPr>
+          <w:t>link</w:t>
+        </w:r>
+      </w:hyperlink>
+      <w:r>
+        <w:rPr>
+          <w:lang w:val="fr_FR" w:bidi="fr_FR"/>
+        </w:rPr>
+      </w:r>
+      <w:r>
+        <w:rPr>
+          <w:lang w:val="fr_FR" w:bidi="fr_FR"/>
+        </w:rPr>
+      </w:r>
+    </w:p>
+    <w:p>
+      <w:pPr/>
+      <w:r>
+        <w:rPr>
+          <w:lang w:val="fr_FR" w:bidi="fr_FR"/>
+        </w:rPr>
+      </w:r>
+    </w:p>
+    <w:p>
+      <w:pPr>
+        <w:pStyle w:val="Heading2"/>
+      </w:pPr>
+      <w:r>
+        <w:rPr>
+          <w:lang w:val="fr_FR" w:bidi="fr_FR"/>
+        </w:rPr>
+        <w:t>Animaux sacrificiels</w:t>
+      </w:r>
+      <w:r>
+        <w:rPr>
+          <w:lang w:val="fr_FR" w:bidi="fr_FR"/>
+        </w:rPr>
+      </w:r>
+    </w:p>
+    <w:p>
+      <w:pPr>
+        <w:pStyle w:val="Heading4"/>
+      </w:pPr>
+      <w:r>
+        <w:rPr>
+          <w:lang w:val="fr_FR" w:bidi="fr_FR"/>
+        </w:rPr>
+        <w:t>Image Content</w:t>
+      </w:r>
+      <w:r>
+        <w:rPr>
+          <w:lang w:val="fr_FR" w:bidi="fr_FR"/>
+        </w:rPr>
+      </w:r>
+    </w:p>
+    <w:p>
+      <w:pPr/>
+      <w:r>
+        <w:rPr>
+          <w:lang w:val="fr_FR" w:bidi="fr_FR"/>
+        </w:rPr>
+      </w:r>
+    </w:p>
+    <w:p>
+      <w:r>
+        <w:drawing>
+          <wp:inline xmlns:a="http://schemas.openxmlformats.org/drawingml/2006/main" xmlns:pic="http://schemas.openxmlformats.org/drawingml/2006/picture">
+            <wp:extent cx="6096000" cy="4066032"/>
+            <wp:docPr id="12" name="Picture 12"/>
+            <wp:cNvGraphicFramePr>
+              <a:graphicFrameLocks noChangeAspect="1"/>
+            </wp:cNvGraphicFramePr>
+            <a:graphic>
+              <a:graphicData uri="http://schemas.openxmlformats.org/drawingml/2006/picture">
+                <pic:pic>
+                  <pic:nvPicPr>
+                    <pic:cNvPr id="0" name="image.jpg"/>
+                    <pic:cNvPicPr/>
+                  </pic:nvPicPr>
+                  <pic:blipFill>
+                    <a:blip r:embed="rId35"/>
+                    <a:stretch>
+                      <a:fillRect/>
+                    </a:stretch>
+                  </pic:blipFill>
+                  <pic:spPr>
+                    <a:xfrm>
+                      <a:off x="0" y="0"/>
+                      <a:ext cx="6096000" cy="4066032"/>
+                    </a:xfrm>
+                    <a:prstGeom prst="rect"/>
+                  </pic:spPr>
+                </pic:pic>
+              </a:graphicData>
+            </a:graphic>
+          </wp:inline>
+        </w:drawing>
+      </w:r>
+    </w:p>
+    <w:p>
+      <w:pPr/>
+      <w:r>
+        <w:rPr>
+          <w:lang w:val="fr_FR" w:bidi="fr_FR"/>
+        </w:rPr>
+      </w:r>
+      <w:hyperlink r:id="rId36">
+        <w:r>
+          <w:rPr>
+            <w:lang w:val="fr_FR" w:bidi="fr_FR"/>
+          </w:rPr>
+          <w:rPr>
+            <w:color w:val="0000EE"/>
+            <w:u w:val="single"/>
+          </w:rPr>
+          <w:t>link</w:t>
+        </w:r>
+      </w:hyperlink>
+      <w:r>
+        <w:rPr>
+          <w:lang w:val="fr_FR" w:bidi="fr_FR"/>
+        </w:rPr>
+      </w:r>
+      <w:r>
+        <w:rPr>
+          <w:lang w:val="fr_FR" w:bidi="fr_FR"/>
+        </w:rPr>
+      </w:r>
+    </w:p>
+    <w:p>
+      <w:pPr/>
+      <w:r>
+        <w:rPr>
+          <w:lang w:val="fr_FR" w:bidi="fr_FR"/>
+        </w:rPr>
+      </w:r>
+    </w:p>
+    <w:p>
+      <w:pPr>
+        <w:pStyle w:val="Heading2"/>
+      </w:pPr>
+      <w:r>
+        <w:rPr>
+          <w:lang w:val="fr_FR" w:bidi="fr_FR"/>
+        </w:rPr>
+        <w:t>Animaux sacrificiels</w:t>
+      </w:r>
+      <w:r>
+        <w:rPr>
+          <w:lang w:val="fr_FR" w:bidi="fr_FR"/>
+        </w:rPr>
+      </w:r>
+    </w:p>
+    <w:p>
+      <w:pPr>
+        <w:pStyle w:val="Heading4"/>
+      </w:pPr>
+      <w:r>
+        <w:rPr>
+          <w:lang w:val="fr_FR" w:bidi="fr_FR"/>
+        </w:rPr>
+        <w:t>Image Content</w:t>
+      </w:r>
+      <w:r>
+        <w:rPr>
+          <w:lang w:val="fr_FR" w:bidi="fr_FR"/>
+        </w:rPr>
+      </w:r>
+    </w:p>
+    <w:p>
+      <w:pPr/>
+      <w:r>
+        <w:rPr>
+          <w:lang w:val="fr_FR" w:bidi="fr_FR"/>
+        </w:rPr>
+      </w:r>
+    </w:p>
+    <w:p>
+      <w:r>
+        <w:drawing>
+          <wp:inline xmlns:a="http://schemas.openxmlformats.org/drawingml/2006/main" xmlns:pic="http://schemas.openxmlformats.org/drawingml/2006/picture">
+            <wp:extent cx="6096000" cy="4066032"/>
+            <wp:docPr id="13" name="Picture 13"/>
+            <wp:cNvGraphicFramePr>
+              <a:graphicFrameLocks noChangeAspect="1"/>
+            </wp:cNvGraphicFramePr>
+            <a:graphic>
+              <a:graphicData uri="http://schemas.openxmlformats.org/drawingml/2006/picture">
+                <pic:pic>
+                  <pic:nvPicPr>
+                    <pic:cNvPr id="0" name="image.jpg"/>
+                    <pic:cNvPicPr/>
+                  </pic:nvPicPr>
+                  <pic:blipFill>
+                    <a:blip r:embed="rId37"/>
+                    <a:stretch>
+                      <a:fillRect/>
+                    </a:stretch>
+                  </pic:blipFill>
+                  <pic:spPr>
+                    <a:xfrm>
+                      <a:off x="0" y="0"/>
+                      <a:ext cx="6096000" cy="4066032"/>
+                    </a:xfrm>
+                    <a:prstGeom prst="rect"/>
+                  </pic:spPr>
+                </pic:pic>
+              </a:graphicData>
+            </a:graphic>
+          </wp:inline>
+        </w:drawing>
+      </w:r>
+    </w:p>
+    <w:p>
+      <w:pPr/>
+      <w:r>
+        <w:rPr>
+          <w:lang w:val="fr_FR" w:bidi="fr_FR"/>
+        </w:rPr>
+      </w:r>
+      <w:hyperlink r:id="rId38">
+        <w:r>
+          <w:rPr>
+            <w:lang w:val="fr_FR" w:bidi="fr_FR"/>
+          </w:rPr>
+          <w:rPr>
+            <w:color w:val="0000EE"/>
+            <w:u w:val="single"/>
+          </w:rPr>
+          <w:t>link</w:t>
+        </w:r>
+      </w:hyperlink>
+      <w:r>
+        <w:rPr>
+          <w:lang w:val="fr_FR" w:bidi="fr_FR"/>
+        </w:rPr>
+      </w:r>
+      <w:r>
+        <w:rPr>
+          <w:lang w:val="fr_FR" w:bidi="fr_FR"/>
+        </w:rPr>
+      </w:r>
+    </w:p>
+    <w:p>
+      <w:pPr/>
+      <w:r>
+        <w:rPr>
+          <w:lang w:val="fr_FR" w:bidi="fr_FR"/>
+        </w:rPr>
+      </w:r>
+    </w:p>
+    <w:p>
+      <w:pPr>
+        <w:pStyle w:val="Heading2"/>
+      </w:pPr>
+      <w:r>
+        <w:rPr>
+          <w:lang w:val="fr_FR" w:bidi="fr_FR"/>
+        </w:rPr>
+        <w:t>Animaux sacrificiels</w:t>
+      </w:r>
+      <w:r>
+        <w:rPr>
+          <w:lang w:val="fr_FR" w:bidi="fr_FR"/>
+        </w:rPr>
+      </w:r>
+    </w:p>
+    <w:p>
+      <w:pPr>
+        <w:pStyle w:val="Heading4"/>
+      </w:pPr>
+      <w:r>
+        <w:rPr>
+          <w:lang w:val="fr_FR" w:bidi="fr_FR"/>
+        </w:rPr>
+        <w:t>Image Content</w:t>
+      </w:r>
+      <w:r>
+        <w:rPr>
+          <w:lang w:val="fr_FR" w:bidi="fr_FR"/>
+        </w:rPr>
+      </w:r>
+    </w:p>
+    <w:p>
+      <w:pPr/>
+      <w:r>
+        <w:rPr>
+          <w:lang w:val="fr_FR" w:bidi="fr_FR"/>
+        </w:rPr>
+      </w:r>
+    </w:p>
+    <w:p>
+      <w:r>
+        <w:drawing>
+          <wp:inline xmlns:a="http://schemas.openxmlformats.org/drawingml/2006/main" xmlns:pic="http://schemas.openxmlformats.org/drawingml/2006/picture">
+            <wp:extent cx="6096000" cy="4066032"/>
+            <wp:docPr id="14" name="Picture 14"/>
+            <wp:cNvGraphicFramePr>
+              <a:graphicFrameLocks noChangeAspect="1"/>
+            </wp:cNvGraphicFramePr>
+            <a:graphic>
+              <a:graphicData uri="http://schemas.openxmlformats.org/drawingml/2006/picture">
+                <pic:pic>
+                  <pic:nvPicPr>
+                    <pic:cNvPr id="0" name="image.jpg"/>
+                    <pic:cNvPicPr/>
+                  </pic:nvPicPr>
+                  <pic:blipFill>
+                    <a:blip r:embed="rId39"/>
+                    <a:stretch>
+                      <a:fillRect/>
+                    </a:stretch>
+                  </pic:blipFill>
+                  <pic:spPr>
+                    <a:xfrm>
+                      <a:off x="0" y="0"/>
+                      <a:ext cx="6096000" cy="4066032"/>
+                    </a:xfrm>
+                    <a:prstGeom prst="rect"/>
+                  </pic:spPr>
+                </pic:pic>
+              </a:graphicData>
+            </a:graphic>
+          </wp:inline>
+        </w:drawing>
+      </w:r>
+    </w:p>
+    <w:p>
+      <w:pPr/>
+      <w:r>
+        <w:rPr>
+          <w:lang w:val="fr_FR" w:bidi="fr_FR"/>
+        </w:rPr>
+      </w:r>
+      <w:hyperlink r:id="rId40">
+        <w:r>
+          <w:rPr>
+            <w:lang w:val="fr_FR" w:bidi="fr_FR"/>
+          </w:rPr>
+          <w:rPr>
+            <w:color w:val="0000EE"/>
+            <w:u w:val="single"/>
+          </w:rPr>
+          <w:t>link</w:t>
+        </w:r>
+      </w:hyperlink>
+      <w:r>
+        <w:rPr>
+          <w:lang w:val="fr_FR" w:bidi="fr_FR"/>
+        </w:rPr>
+      </w:r>
+      <w:r>
+        <w:rPr>
+          <w:lang w:val="fr_FR" w:bidi="fr_FR"/>
+        </w:rPr>
+      </w:r>
+    </w:p>
+    <w:p>
+      <w:pPr/>
+      <w:r>
+        <w:rPr>
+          <w:lang w:val="fr_FR" w:bidi="fr_FR"/>
+        </w:rPr>
+      </w:r>
+    </w:p>
+    <w:p>
+      <w:pPr>
+        <w:pStyle w:val="Heading2"/>
+      </w:pPr>
+      <w:r>
+        <w:rPr>
+          <w:lang w:val="fr_FR" w:bidi="fr_FR"/>
+        </w:rPr>
+        <w:t>Animaux sacrificiels</w:t>
+      </w:r>
+      <w:r>
+        <w:rPr>
+          <w:lang w:val="fr_FR" w:bidi="fr_FR"/>
+        </w:rPr>
+      </w:r>
+    </w:p>
+    <w:p>
+      <w:pPr>
+        <w:pStyle w:val="Heading4"/>
+      </w:pPr>
+      <w:r>
+        <w:rPr>
+          <w:lang w:val="fr_FR" w:bidi="fr_FR"/>
+        </w:rPr>
+        <w:t>Image Content</w:t>
+      </w:r>
+      <w:r>
+        <w:rPr>
+          <w:lang w:val="fr_FR" w:bidi="fr_FR"/>
+        </w:rPr>
+      </w:r>
+    </w:p>
+    <w:p>
+      <w:pPr/>
+      <w:r>
+        <w:rPr>
+          <w:lang w:val="fr_FR" w:bidi="fr_FR"/>
+        </w:rPr>
+      </w:r>
+    </w:p>
+    <w:p>
+      <w:r>
+        <w:drawing>
+          <wp:inline xmlns:a="http://schemas.openxmlformats.org/drawingml/2006/main" xmlns:pic="http://schemas.openxmlformats.org/drawingml/2006/picture">
+            <wp:extent cx="6096000" cy="4572000"/>
+            <wp:docPr id="15" name="Picture 15"/>
+            <wp:cNvGraphicFramePr>
+              <a:graphicFrameLocks noChangeAspect="1"/>
+            </wp:cNvGraphicFramePr>
+            <a:graphic>
+              <a:graphicData uri="http://schemas.openxmlformats.org/drawingml/2006/picture">
+                <pic:pic>
+                  <pic:nvPicPr>
+                    <pic:cNvPr id="0" name="image.jpg"/>
+                    <pic:cNvPicPr/>
+                  </pic:nvPicPr>
+                  <pic:blipFill>
+                    <a:blip r:embed="rId41"/>
+                    <a:stretch>
+                      <a:fillRect/>
+                    </a:stretch>
+                  </pic:blipFill>
+                  <pic:spPr>
+                    <a:xfrm>
+                      <a:off x="0" y="0"/>
+                      <a:ext cx="6096000" cy="4572000"/>
+                    </a:xfrm>
+                    <a:prstGeom prst="rect"/>
+                  </pic:spPr>
+                </pic:pic>
+              </a:graphicData>
+            </a:graphic>
+          </wp:inline>
+        </w:drawing>
+      </w:r>
+    </w:p>
+    <w:p>
+      <w:pPr/>
+      <w:r>
+        <w:rPr>
+          <w:lang w:val="fr_FR" w:bidi="fr_FR"/>
+        </w:rPr>
+      </w:r>
+      <w:hyperlink r:id="rId42">
+        <w:r>
+          <w:rPr>
+            <w:lang w:val="fr_FR" w:bidi="fr_FR"/>
+          </w:rPr>
+          <w:rPr>
+            <w:color w:val="0000EE"/>
+            <w:u w:val="single"/>
+          </w:rPr>
+          <w:t>link</w:t>
+        </w:r>
+      </w:hyperlink>
+      <w:r>
+        <w:rPr>
+          <w:lang w:val="fr_FR" w:bidi="fr_FR"/>
+        </w:rPr>
+      </w:r>
+      <w:r>
+        <w:rPr>
+          <w:lang w:val="fr_FR" w:bidi="fr_FR"/>
+        </w:rPr>
+      </w:r>
+    </w:p>
+    <w:p>
+      <w:pPr/>
+      <w:r>
+        <w:rPr>
+          <w:lang w:val="fr_FR" w:bidi="fr_FR"/>
+        </w:rPr>
+      </w:r>
+    </w:p>
+    <w:p>
+      <w:pPr>
+        <w:pStyle w:val="Heading2"/>
+      </w:pPr>
+      <w:r>
+        <w:rPr>
+          <w:lang w:val="fr_FR" w:bidi="fr_FR"/>
+        </w:rPr>
+        <w:t>Animaux sacrificiels</w:t>
+      </w:r>
+      <w:r>
+        <w:rPr>
+          <w:lang w:val="fr_FR" w:bidi="fr_FR"/>
+        </w:rPr>
+      </w:r>
+    </w:p>
+    <w:p>
+      <w:pPr>
+        <w:pStyle w:val="Heading4"/>
+      </w:pPr>
+      <w:r>
+        <w:rPr>
+          <w:lang w:val="fr_FR" w:bidi="fr_FR"/>
+        </w:rPr>
+        <w:t>Image Content</w:t>
+      </w:r>
+      <w:r>
+        <w:rPr>
+          <w:lang w:val="fr_FR" w:bidi="fr_FR"/>
+        </w:rPr>
+      </w:r>
+    </w:p>
+    <w:p>
+      <w:pPr/>
+      <w:r>
+        <w:rPr>
+          <w:lang w:val="fr_FR" w:bidi="fr_FR"/>
+        </w:rPr>
+      </w:r>
+    </w:p>
+    <w:p>
+      <w:r>
+        <w:drawing>
+          <wp:inline xmlns:a="http://schemas.openxmlformats.org/drawingml/2006/main" xmlns:pic="http://schemas.openxmlformats.org/drawingml/2006/picture">
+            <wp:extent cx="6096000" cy="4572000"/>
+            <wp:docPr id="16" name="Picture 16"/>
+            <wp:cNvGraphicFramePr>
+              <a:graphicFrameLocks noChangeAspect="1"/>
+            </wp:cNvGraphicFramePr>
+            <a:graphic>
+              <a:graphicData uri="http://schemas.openxmlformats.org/drawingml/2006/picture">
+                <pic:pic>
+                  <pic:nvPicPr>
+                    <pic:cNvPr id="0" name="image.jpg"/>
+                    <pic:cNvPicPr/>
+                  </pic:nvPicPr>
+                  <pic:blipFill>
+                    <a:blip r:embed="rId43"/>
+                    <a:stretch>
+                      <a:fillRect/>
+                    </a:stretch>
+                  </pic:blipFill>
+                  <pic:spPr>
+                    <a:xfrm>
+                      <a:off x="0" y="0"/>
+                      <a:ext cx="6096000" cy="4572000"/>
+                    </a:xfrm>
+                    <a:prstGeom prst="rect"/>
+                  </pic:spPr>
+                </pic:pic>
+              </a:graphicData>
+            </a:graphic>
+          </wp:inline>
+        </w:drawing>
+      </w:r>
+    </w:p>
+    <w:p>
+      <w:pPr/>
+      <w:r>
+        <w:rPr>
+          <w:lang w:val="fr_FR" w:bidi="fr_FR"/>
+        </w:rPr>
+      </w:r>
+      <w:hyperlink r:id="rId44">
+        <w:r>
+          <w:rPr>
+            <w:lang w:val="fr_FR" w:bidi="fr_FR"/>
+          </w:rPr>
+          <w:rPr>
+            <w:color w:val="0000EE"/>
+            <w:u w:val="single"/>
+          </w:rPr>
+          <w:t>link</w:t>
+        </w:r>
+      </w:hyperlink>
+      <w:r>
+        <w:rPr>
+          <w:lang w:val="fr_FR" w:bidi="fr_FR"/>
+        </w:rPr>
+      </w:r>
+      <w:r>
+        <w:rPr>
+          <w:lang w:val="fr_FR" w:bidi="fr_FR"/>
+        </w:rPr>
+      </w:r>
+    </w:p>
+    <w:p>
+      <w:pPr/>
+      <w:r>
+        <w:rPr>
+          <w:lang w:val="fr_FR" w:bidi="fr_FR"/>
+        </w:rPr>
+      </w:r>
+    </w:p>
+    <w:p>
+      <w:pPr>
+        <w:pStyle w:val="Heading2"/>
+      </w:pPr>
+      <w:r>
+        <w:rPr>
+          <w:lang w:val="fr_FR" w:bidi="fr_FR"/>
+        </w:rPr>
+        <w:t>Animaux sacrificiels</w:t>
+      </w:r>
+      <w:r>
+        <w:rPr>
+          <w:lang w:val="fr_FR" w:bidi="fr_FR"/>
+        </w:rPr>
+      </w:r>
+    </w:p>
+    <w:p>
+      <w:pPr>
+        <w:pStyle w:val="Heading4"/>
+      </w:pPr>
+      <w:r>
+        <w:rPr>
+          <w:lang w:val="fr_FR" w:bidi="fr_FR"/>
+        </w:rPr>
+        <w:t>Image Content</w:t>
+      </w:r>
+      <w:r>
+        <w:rPr>
+          <w:lang w:val="fr_FR" w:bidi="fr_FR"/>
+        </w:rPr>
+      </w:r>
+    </w:p>
+    <w:p>
+      <w:pPr/>
+      <w:r>
+        <w:rPr>
+          <w:lang w:val="fr_FR" w:bidi="fr_FR"/>
+        </w:rPr>
+      </w:r>
+    </w:p>
+    <w:p>
+      <w:r>
+        <w:drawing>
+          <wp:inline xmlns:a="http://schemas.openxmlformats.org/drawingml/2006/main" xmlns:pic="http://schemas.openxmlformats.org/drawingml/2006/picture">
+            <wp:extent cx="6096000" cy="4066032"/>
+            <wp:docPr id="17" name="Picture 17"/>
+            <wp:cNvGraphicFramePr>
+              <a:graphicFrameLocks noChangeAspect="1"/>
+            </wp:cNvGraphicFramePr>
+            <a:graphic>
+              <a:graphicData uri="http://schemas.openxmlformats.org/drawingml/2006/picture">
+                <pic:pic>
+                  <pic:nvPicPr>
+                    <pic:cNvPr id="0" name="image.jpg"/>
+                    <pic:cNvPicPr/>
+                  </pic:nvPicPr>
+                  <pic:blipFill>
+                    <a:blip r:embed="rId45"/>
+                    <a:stretch>
+                      <a:fillRect/>
+                    </a:stretch>
+                  </pic:blipFill>
+                  <pic:spPr>
+                    <a:xfrm>
+                      <a:off x="0" y="0"/>
+                      <a:ext cx="6096000" cy="4066032"/>
+                    </a:xfrm>
+                    <a:prstGeom prst="rect"/>
+                  </pic:spPr>
+                </pic:pic>
+              </a:graphicData>
+            </a:graphic>
+          </wp:inline>
+        </w:drawing>
+      </w:r>
+    </w:p>
+    <w:p>
+      <w:pPr/>
+      <w:r>
+        <w:rPr>
+          <w:lang w:val="fr_FR" w:bidi="fr_FR"/>
+        </w:rPr>
+      </w:r>
+      <w:hyperlink r:id="rId46">
+        <w:r>
+          <w:rPr>
+            <w:lang w:val="fr_FR" w:bidi="fr_FR"/>
+          </w:rPr>
+          <w:rPr>
+            <w:color w:val="0000EE"/>
+            <w:u w:val="single"/>
+          </w:rPr>
+          <w:t>link</w:t>
+        </w:r>
+      </w:hyperlink>
+      <w:r>
+        <w:rPr>
+          <w:lang w:val="fr_FR" w:bidi="fr_FR"/>
+        </w:rPr>
+      </w:r>
+      <w:r>
+        <w:rPr>
+          <w:lang w:val="fr_FR" w:bidi="fr_FR"/>
+        </w:rPr>
+      </w:r>
+    </w:p>
+    <w:p>
+      <w:pPr/>
+      <w:r>
+        <w:rPr>
+          <w:lang w:val="fr_FR" w:bidi="fr_FR"/>
+        </w:rPr>
+      </w:r>
+    </w:p>
+    <w:p>
+      <w:pPr>
+        <w:pStyle w:val="Heading2"/>
+      </w:pPr>
+      <w:r>
+        <w:rPr>
+          <w:lang w:val="fr_FR" w:bidi="fr_FR"/>
+        </w:rPr>
+        <w:t>Animaux sacrificiels</w:t>
+      </w:r>
+      <w:r>
+        <w:rPr>
+          <w:lang w:val="fr_FR" w:bidi="fr_FR"/>
+        </w:rPr>
+      </w:r>
+    </w:p>
+    <w:p>
+      <w:pPr>
+        <w:pStyle w:val="Heading4"/>
+      </w:pPr>
+      <w:r>
+        <w:rPr>
+          <w:lang w:val="fr_FR" w:bidi="fr_FR"/>
+        </w:rPr>
+        <w:t>Image Content</w:t>
+      </w:r>
+      <w:r>
+        <w:rPr>
+          <w:lang w:val="fr_FR" w:bidi="fr_FR"/>
+        </w:rPr>
+      </w:r>
+    </w:p>
+    <w:p>
+      <w:pPr/>
+      <w:r>
+        <w:rPr>
+          <w:lang w:val="fr_FR" w:bidi="fr_FR"/>
+        </w:rPr>
+      </w:r>
+    </w:p>
+    <w:p>
+      <w:r>
+        <w:drawing>
+          <wp:inline xmlns:a="http://schemas.openxmlformats.org/drawingml/2006/main" xmlns:pic="http://schemas.openxmlformats.org/drawingml/2006/picture">
+            <wp:extent cx="6096000" cy="4572000"/>
+            <wp:docPr id="18" name="Picture 18"/>
+            <wp:cNvGraphicFramePr>
+              <a:graphicFrameLocks noChangeAspect="1"/>
+            </wp:cNvGraphicFramePr>
+            <a:graphic>
+              <a:graphicData uri="http://schemas.openxmlformats.org/drawingml/2006/picture">
+                <pic:pic>
+                  <pic:nvPicPr>
+                    <pic:cNvPr id="0" name="image.jpg"/>
+                    <pic:cNvPicPr/>
+                  </pic:nvPicPr>
+                  <pic:blipFill>
+                    <a:blip r:embed="rId47"/>
+                    <a:stretch>
+                      <a:fillRect/>
+                    </a:stretch>
+                  </pic:blipFill>
+                  <pic:spPr>
+                    <a:xfrm>
+                      <a:off x="0" y="0"/>
+                      <a:ext cx="6096000" cy="4572000"/>
+                    </a:xfrm>
+                    <a:prstGeom prst="rect"/>
+                  </pic:spPr>
+                </pic:pic>
+              </a:graphicData>
+            </a:graphic>
+          </wp:inline>
+        </w:drawing>
+      </w:r>
+    </w:p>
+    <w:p>
+      <w:pPr/>
+      <w:r>
+        <w:rPr>
+          <w:lang w:val="fr_FR" w:bidi="fr_FR"/>
+        </w:rPr>
+      </w:r>
+      <w:hyperlink r:id="rId48">
+        <w:r>
+          <w:rPr>
+            <w:lang w:val="fr_FR" w:bidi="fr_FR"/>
+          </w:rPr>
+          <w:rPr>
+            <w:color w:val="0000EE"/>
+            <w:u w:val="single"/>
+          </w:rPr>
+          <w:t>link</w:t>
+        </w:r>
+      </w:hyperlink>
+      <w:r>
+        <w:rPr>
+          <w:lang w:val="fr_FR" w:bidi="fr_FR"/>
+        </w:rPr>
+      </w:r>
+      <w:r>
+        <w:rPr>
+          <w:lang w:val="fr_FR" w:bidi="fr_FR"/>
+        </w:rPr>
+      </w:r>
+    </w:p>
+    <w:p>
+      <w:pPr/>
+      <w:r>
+        <w:rPr>
+          <w:lang w:val="fr_FR" w:bidi="fr_FR"/>
+        </w:rPr>
+      </w:r>
+    </w:p>
+    <w:p>
+      <w:pPr>
+        <w:pStyle w:val="Heading2"/>
+      </w:pPr>
+      <w:r>
+        <w:rPr>
+          <w:lang w:val="fr_FR" w:bidi="fr_FR"/>
+        </w:rPr>
+        <w:t>Animaux sacrificiels</w:t>
+      </w:r>
+      <w:r>
+        <w:rPr>
+          <w:lang w:val="fr_FR" w:bidi="fr_FR"/>
+        </w:rPr>
+      </w:r>
+    </w:p>
+    <w:p>
+      <w:pPr>
+        <w:pStyle w:val="Heading4"/>
+      </w:pPr>
+      <w:r>
+        <w:rPr>
+          <w:lang w:val="fr_FR" w:bidi="fr_FR"/>
+        </w:rPr>
+        <w:t>Image Content</w:t>
+      </w:r>
+      <w:r>
+        <w:rPr>
+          <w:lang w:val="fr_FR" w:bidi="fr_FR"/>
+        </w:rPr>
+      </w:r>
+    </w:p>
+    <w:p>
+      <w:pPr/>
+      <w:r>
+        <w:rPr>
+          <w:lang w:val="fr_FR" w:bidi="fr_FR"/>
+        </w:rPr>
+      </w:r>
+    </w:p>
+    <w:p>
+      <w:r>
+        <w:drawing>
+          <wp:inline xmlns:a="http://schemas.openxmlformats.org/drawingml/2006/main" xmlns:pic="http://schemas.openxmlformats.org/drawingml/2006/picture">
+            <wp:extent cx="6096000" cy="4072128"/>
+            <wp:docPr id="19" name="Picture 19"/>
+            <wp:cNvGraphicFramePr>
+              <a:graphicFrameLocks noChangeAspect="1"/>
+            </wp:cNvGraphicFramePr>
+            <a:graphic>
+              <a:graphicData uri="http://schemas.openxmlformats.org/drawingml/2006/picture">
+                <pic:pic>
+                  <pic:nvPicPr>
+                    <pic:cNvPr id="0" name="image.jpg"/>
+                    <pic:cNvPicPr/>
+                  </pic:nvPicPr>
+                  <pic:blipFill>
+                    <a:blip r:embed="rId49"/>
+                    <a:stretch>
+                      <a:fillRect/>
+                    </a:stretch>
+                  </pic:blipFill>
+                  <pic:spPr>
+                    <a:xfrm>
+                      <a:off x="0" y="0"/>
+                      <a:ext cx="6096000" cy="4072128"/>
+                    </a:xfrm>
+                    <a:prstGeom prst="rect"/>
+                  </pic:spPr>
+                </pic:pic>
+              </a:graphicData>
+            </a:graphic>
+          </wp:inline>
+        </w:drawing>
+      </w:r>
+    </w:p>
+    <w:p>
+      <w:pPr/>
+      <w:r>
+        <w:rPr>
+          <w:lang w:val="fr_FR" w:bidi="fr_FR"/>
+        </w:rPr>
+      </w:r>
+      <w:hyperlink r:id="rId50">
+        <w:r>
+          <w:rPr>
+            <w:lang w:val="fr_FR" w:bidi="fr_FR"/>
+          </w:rPr>
+          <w:rPr>
+            <w:color w:val="0000EE"/>
+            <w:u w:val="single"/>
+          </w:rPr>
+          <w:t>link</w:t>
+        </w:r>
+      </w:hyperlink>
+      <w:r>
+        <w:rPr>
+          <w:lang w:val="fr_FR" w:bidi="fr_FR"/>
+        </w:rPr>
+      </w:r>
+      <w:r>
+        <w:rPr>
+          <w:lang w:val="fr_FR" w:bidi="fr_FR"/>
+        </w:rPr>
+      </w:r>
+    </w:p>
+    <w:p>
+      <w:pPr/>
+      <w:r>
+        <w:rPr>
+          <w:lang w:val="fr_FR" w:bidi="fr_FR"/>
+        </w:rPr>
+      </w:r>
+    </w:p>
+    <w:p>
+      <w:pPr>
+        <w:pStyle w:val="Heading2"/>
+      </w:pPr>
+      <w:r>
+        <w:rPr>
+          <w:lang w:val="fr_FR" w:bidi="fr_FR"/>
+        </w:rPr>
+        <w:t>Arbre dégoulinante de résine</w:t>
+      </w:r>
+      <w:r>
+        <w:rPr>
+          <w:lang w:val="fr_FR" w:bidi="fr_FR"/>
+        </w:rPr>
+      </w:r>
+    </w:p>
+    <w:p>
+      <w:pPr>
+        <w:pStyle w:val="Heading4"/>
+      </w:pPr>
+      <w:r>
+        <w:rPr>
+          <w:lang w:val="fr_FR" w:bidi="fr_FR"/>
+        </w:rPr>
+        <w:t>Image Content</w:t>
+      </w:r>
+      <w:r>
+        <w:rPr>
+          <w:lang w:val="fr_FR" w:bidi="fr_FR"/>
+        </w:rPr>
+      </w:r>
+    </w:p>
+    <w:p>
+      <w:pPr/>
+      <w:r>
+        <w:rPr>
+          <w:lang w:val="fr_FR" w:bidi="fr_FR"/>
+        </w:rPr>
+      </w:r>
+    </w:p>
+    <w:p>
+      <w:r>
+        <w:drawing>
+          <wp:inline xmlns:a="http://schemas.openxmlformats.org/drawingml/2006/main" xmlns:pic="http://schemas.openxmlformats.org/drawingml/2006/picture">
+            <wp:extent cx="6096000" cy="9436534"/>
+            <wp:docPr id="20" name="Picture 20"/>
+            <wp:cNvGraphicFramePr>
+              <a:graphicFrameLocks noChangeAspect="1"/>
+            </wp:cNvGraphicFramePr>
+            <a:graphic>
+              <a:graphicData uri="http://schemas.openxmlformats.org/drawingml/2006/picture">
+                <pic:pic>
+                  <pic:nvPicPr>
+                    <pic:cNvPr id="0" name="image.jpg"/>
+                    <pic:cNvPicPr/>
+                  </pic:nvPicPr>
+                  <pic:blipFill>
+                    <a:blip r:embed="rId51"/>
+                    <a:stretch>
+                      <a:fillRect/>
+                    </a:stretch>
+                  </pic:blipFill>
+                  <pic:spPr>
+                    <a:xfrm>
+                      <a:off x="0" y="0"/>
+                      <a:ext cx="6096000" cy="9436534"/>
+                    </a:xfrm>
+                    <a:prstGeom prst="rect"/>
+                  </pic:spPr>
+                </pic:pic>
+              </a:graphicData>
+            </a:graphic>
+          </wp:inline>
+        </w:drawing>
+      </w:r>
+    </w:p>
+    <w:p>
+      <w:pPr/>
+      <w:r>
+        <w:rPr>
+          <w:lang w:val="fr_FR" w:bidi="fr_FR"/>
+        </w:rPr>
+      </w:r>
+      <w:hyperlink r:id="rId52">
+        <w:r>
+          <w:rPr>
+            <w:lang w:val="fr_FR" w:bidi="fr_FR"/>
+          </w:rPr>
+          <w:rPr>
+            <w:color w:val="0000EE"/>
+            <w:u w:val="single"/>
+          </w:rPr>
+          <w:t>link</w:t>
+        </w:r>
+      </w:hyperlink>
+      <w:r>
+        <w:rPr>
+          <w:lang w:val="fr_FR" w:bidi="fr_FR"/>
+        </w:rPr>
+      </w:r>
+      <w:r>
+        <w:rPr>
+          <w:lang w:val="fr_FR" w:bidi="fr_FR"/>
+        </w:rPr>
+      </w:r>
+    </w:p>
+    <w:p>
+      <w:pPr/>
+      <w:r>
+        <w:rPr>
+          <w:lang w:val="fr_FR" w:bidi="fr_FR"/>
+        </w:rPr>
+      </w:r>
+    </w:p>
+    <w:p>
+      <w:pPr>
+        <w:pStyle w:val="Heading2"/>
+      </w:pPr>
+      <w:r>
+        <w:rPr>
+          <w:lang w:val="fr_FR" w:bidi="fr_FR"/>
+        </w:rPr>
+        <w:t>Arbre dégoulinante de résine</w:t>
+      </w:r>
+      <w:r>
+        <w:rPr>
+          <w:lang w:val="fr_FR" w:bidi="fr_FR"/>
+        </w:rPr>
+      </w:r>
+    </w:p>
+    <w:p>
+      <w:pPr>
+        <w:pStyle w:val="Heading4"/>
+      </w:pPr>
+      <w:r>
+        <w:rPr>
+          <w:lang w:val="fr_FR" w:bidi="fr_FR"/>
+        </w:rPr>
+        <w:t>Image Content</w:t>
+      </w:r>
+      <w:r>
+        <w:rPr>
+          <w:lang w:val="fr_FR" w:bidi="fr_FR"/>
+        </w:rPr>
+      </w:r>
+    </w:p>
+    <w:p>
+      <w:pPr/>
+      <w:r>
+        <w:rPr>
+          <w:lang w:val="fr_FR" w:bidi="fr_FR"/>
+        </w:rPr>
+      </w:r>
+    </w:p>
+    <w:p>
+      <w:r>
+        <w:drawing>
+          <wp:inline xmlns:a="http://schemas.openxmlformats.org/drawingml/2006/main" xmlns:pic="http://schemas.openxmlformats.org/drawingml/2006/picture">
+            <wp:extent cx="6096000" cy="4059936"/>
+            <wp:docPr id="21" name="Picture 21"/>
+            <wp:cNvGraphicFramePr>
+              <a:graphicFrameLocks noChangeAspect="1"/>
+            </wp:cNvGraphicFramePr>
+            <a:graphic>
+              <a:graphicData uri="http://schemas.openxmlformats.org/drawingml/2006/picture">
+                <pic:pic>
+                  <pic:nvPicPr>
+                    <pic:cNvPr id="0" name="image.jpg"/>
+                    <pic:cNvPicPr/>
+                  </pic:nvPicPr>
+                  <pic:blipFill>
+                    <a:blip r:embed="rId53"/>
+                    <a:stretch>
+                      <a:fillRect/>
+                    </a:stretch>
+                  </pic:blipFill>
+                  <pic:spPr>
+                    <a:xfrm>
+                      <a:off x="0" y="0"/>
+                      <a:ext cx="6096000" cy="4059936"/>
+                    </a:xfrm>
+                    <a:prstGeom prst="rect"/>
+                  </pic:spPr>
+                </pic:pic>
+              </a:graphicData>
+            </a:graphic>
+          </wp:inline>
+        </w:drawing>
+      </w:r>
+    </w:p>
+    <w:p>
+      <w:pPr/>
+      <w:r>
+        <w:rPr>
+          <w:lang w:val="fr_FR" w:bidi="fr_FR"/>
+        </w:rPr>
+      </w:r>
+      <w:hyperlink r:id="rId54">
+        <w:r>
+          <w:rPr>
+            <w:lang w:val="fr_FR" w:bidi="fr_FR"/>
+          </w:rPr>
+          <w:rPr>
+            <w:color w:val="0000EE"/>
+            <w:u w:val="single"/>
+          </w:rPr>
+          <w:t>link</w:t>
+        </w:r>
+      </w:hyperlink>
+      <w:r>
+        <w:rPr>
+          <w:lang w:val="fr_FR" w:bidi="fr_FR"/>
+        </w:rPr>
+      </w:r>
+      <w:r>
+        <w:rPr>
+          <w:lang w:val="fr_FR" w:bidi="fr_FR"/>
+        </w:rPr>
+      </w:r>
+    </w:p>
+    <w:p>
+      <w:pPr/>
+      <w:r>
+        <w:rPr>
+          <w:lang w:val="fr_FR" w:bidi="fr_FR"/>
+        </w:rPr>
+      </w:r>
+    </w:p>
+    <w:p>
+      <w:pPr>
+        <w:pStyle w:val="Heading2"/>
+      </w:pPr>
+      <w:r>
+        <w:rPr>
+          <w:lang w:val="fr_FR" w:bidi="fr_FR"/>
+        </w:rPr>
+        <w:t>Arbre dégoulinante de résine</w:t>
+      </w:r>
+      <w:r>
+        <w:rPr>
+          <w:lang w:val="fr_FR" w:bidi="fr_FR"/>
+        </w:rPr>
+      </w:r>
+    </w:p>
+    <w:p>
+      <w:pPr>
+        <w:pStyle w:val="Heading4"/>
+      </w:pPr>
+      <w:r>
+        <w:rPr>
+          <w:lang w:val="fr_FR" w:bidi="fr_FR"/>
+        </w:rPr>
+        <w:t>Image Content</w:t>
+      </w:r>
+      <w:r>
+        <w:rPr>
+          <w:lang w:val="fr_FR" w:bidi="fr_FR"/>
+        </w:rPr>
+      </w:r>
+    </w:p>
+    <w:p>
+      <w:pPr/>
+      <w:r>
+        <w:rPr>
+          <w:lang w:val="fr_FR" w:bidi="fr_FR"/>
+        </w:rPr>
+      </w:r>
+    </w:p>
+    <w:p>
+      <w:r>
+        <w:drawing>
+          <wp:inline xmlns:a="http://schemas.openxmlformats.org/drawingml/2006/main" xmlns:pic="http://schemas.openxmlformats.org/drawingml/2006/picture">
+            <wp:extent cx="6096000" cy="4572000"/>
+            <wp:docPr id="22" name="Picture 22"/>
+            <wp:cNvGraphicFramePr>
+              <a:graphicFrameLocks noChangeAspect="1"/>
+            </wp:cNvGraphicFramePr>
+            <a:graphic>
+              <a:graphicData uri="http://schemas.openxmlformats.org/drawingml/2006/picture">
+                <pic:pic>
+                  <pic:nvPicPr>
+                    <pic:cNvPr id="0" name="image.jpg"/>
+                    <pic:cNvPicPr/>
+                  </pic:nvPicPr>
+                  <pic:blipFill>
+                    <a:blip r:embed="rId55"/>
+                    <a:stretch>
+                      <a:fillRect/>
+                    </a:stretch>
+                  </pic:blipFill>
+                  <pic:spPr>
+                    <a:xfrm>
+                      <a:off x="0" y="0"/>
+                      <a:ext cx="6096000" cy="4572000"/>
+                    </a:xfrm>
+                    <a:prstGeom prst="rect"/>
+                  </pic:spPr>
+                </pic:pic>
+              </a:graphicData>
+            </a:graphic>
+          </wp:inline>
+        </w:drawing>
+      </w:r>
+    </w:p>
+    <w:p>
+      <w:pPr/>
+      <w:r>
+        <w:rPr>
+          <w:lang w:val="fr_FR" w:bidi="fr_FR"/>
+        </w:rPr>
+      </w:r>
+      <w:hyperlink r:id="rId56">
+        <w:r>
+          <w:rPr>
+            <w:lang w:val="fr_FR" w:bidi="fr_FR"/>
+          </w:rPr>
+          <w:rPr>
+            <w:color w:val="0000EE"/>
+            <w:u w:val="single"/>
+          </w:rPr>
+          <w:t>link</w:t>
+        </w:r>
+      </w:hyperlink>
+      <w:r>
+        <w:rPr>
+          <w:lang w:val="fr_FR" w:bidi="fr_FR"/>
+        </w:rPr>
+      </w:r>
+      <w:r>
+        <w:rPr>
+          <w:lang w:val="fr_FR" w:bidi="fr_FR"/>
+        </w:rPr>
+      </w:r>
+    </w:p>
+    <w:p>
+      <w:pPr/>
+      <w:r>
+        <w:rPr>
+          <w:lang w:val="fr_FR" w:bidi="fr_FR"/>
+        </w:rPr>
+      </w:r>
+    </w:p>
+    <w:p>
+      <w:pPr>
+        <w:pStyle w:val="Heading2"/>
+      </w:pPr>
+      <w:r>
+        <w:rPr>
+          <w:lang w:val="fr_FR" w:bidi="fr_FR"/>
+        </w:rPr>
+        <w:t>Arbre dégoulinante de résine</w:t>
+      </w:r>
+      <w:r>
+        <w:rPr>
+          <w:lang w:val="fr_FR" w:bidi="fr_FR"/>
+        </w:rPr>
+      </w:r>
+    </w:p>
+    <w:p>
+      <w:pPr>
+        <w:pStyle w:val="Heading4"/>
+      </w:pPr>
+      <w:r>
+        <w:rPr>
+          <w:lang w:val="fr_FR" w:bidi="fr_FR"/>
+        </w:rPr>
+        <w:t>Image Content</w:t>
+      </w:r>
+      <w:r>
+        <w:rPr>
+          <w:lang w:val="fr_FR" w:bidi="fr_FR"/>
+        </w:rPr>
+      </w:r>
+    </w:p>
+    <w:p>
+      <w:pPr/>
+      <w:r>
+        <w:rPr>
+          <w:lang w:val="fr_FR" w:bidi="fr_FR"/>
+        </w:rPr>
+      </w:r>
+    </w:p>
+    <w:p>
+      <w:r>
+        <w:drawing>
+          <wp:inline xmlns:a="http://schemas.openxmlformats.org/drawingml/2006/main" xmlns:pic="http://schemas.openxmlformats.org/drawingml/2006/picture">
+            <wp:extent cx="6096000" cy="7511941"/>
+            <wp:docPr id="23" name="Picture 23"/>
+            <wp:cNvGraphicFramePr>
+              <a:graphicFrameLocks noChangeAspect="1"/>
+            </wp:cNvGraphicFramePr>
+            <a:graphic>
+              <a:graphicData uri="http://schemas.openxmlformats.org/drawingml/2006/picture">
+                <pic:pic>
+                  <pic:nvPicPr>
+                    <pic:cNvPr id="0" name="image.jpg"/>
+                    <pic:cNvPicPr/>
+                  </pic:nvPicPr>
+                  <pic:blipFill>
+                    <a:blip r:embed="rId57"/>
+                    <a:stretch>
+                      <a:fillRect/>
+                    </a:stretch>
+                  </pic:blipFill>
+                  <pic:spPr>
+                    <a:xfrm>
+                      <a:off x="0" y="0"/>
+                      <a:ext cx="6096000" cy="7511941"/>
+                    </a:xfrm>
+                    <a:prstGeom prst="rect"/>
+                  </pic:spPr>
+                </pic:pic>
+              </a:graphicData>
+            </a:graphic>
+          </wp:inline>
+        </w:drawing>
+      </w:r>
+    </w:p>
+    <w:p>
+      <w:pPr/>
+      <w:r>
+        <w:rPr>
+          <w:lang w:val="fr_FR" w:bidi="fr_FR"/>
+        </w:rPr>
+      </w:r>
+      <w:hyperlink r:id="rId58">
+        <w:r>
+          <w:rPr>
+            <w:lang w:val="fr_FR" w:bidi="fr_FR"/>
+          </w:rPr>
+          <w:rPr>
+            <w:color w:val="0000EE"/>
+            <w:u w:val="single"/>
+          </w:rPr>
+          <w:t>link</w:t>
+        </w:r>
+      </w:hyperlink>
+      <w:r>
+        <w:rPr>
+          <w:lang w:val="fr_FR" w:bidi="fr_FR"/>
+        </w:rPr>
+      </w:r>
+      <w:r>
+        <w:rPr>
+          <w:lang w:val="fr_FR" w:bidi="fr_FR"/>
+        </w:rPr>
+      </w:r>
+    </w:p>
+    <w:p>
+      <w:pPr/>
+      <w:r>
+        <w:rPr>
+          <w:lang w:val="fr_FR" w:bidi="fr_FR"/>
+        </w:rPr>
+      </w:r>
+    </w:p>
+    <w:p>
+      <w:pPr>
+        <w:pStyle w:val="Heading2"/>
+      </w:pPr>
+      <w:r>
+        <w:rPr>
+          <w:lang w:val="fr_FR" w:bidi="fr_FR"/>
+        </w:rPr>
+        <w:t>Arbre dégoulinante de résine</w:t>
+      </w:r>
+      <w:r>
+        <w:rPr>
+          <w:lang w:val="fr_FR" w:bidi="fr_FR"/>
+        </w:rPr>
+      </w:r>
+    </w:p>
+    <w:p>
+      <w:pPr>
+        <w:pStyle w:val="Heading4"/>
+      </w:pPr>
+      <w:r>
+        <w:rPr>
+          <w:lang w:val="fr_FR" w:bidi="fr_FR"/>
+        </w:rPr>
+        <w:t>Image Content</w:t>
+      </w:r>
+      <w:r>
+        <w:rPr>
+          <w:lang w:val="fr_FR" w:bidi="fr_FR"/>
+        </w:rPr>
+      </w:r>
+    </w:p>
+    <w:p>
+      <w:pPr/>
+      <w:r>
+        <w:rPr>
+          <w:lang w:val="fr_FR" w:bidi="fr_FR"/>
+        </w:rPr>
+      </w:r>
+    </w:p>
+    <w:p>
+      <w:r>
+        <w:drawing>
+          <wp:inline xmlns:a="http://schemas.openxmlformats.org/drawingml/2006/main" xmlns:pic="http://schemas.openxmlformats.org/drawingml/2006/picture">
+            <wp:extent cx="6096000" cy="4559808"/>
+            <wp:docPr id="24" name="Picture 24"/>
+            <wp:cNvGraphicFramePr>
+              <a:graphicFrameLocks noChangeAspect="1"/>
+            </wp:cNvGraphicFramePr>
+            <a:graphic>
+              <a:graphicData uri="http://schemas.openxmlformats.org/drawingml/2006/picture">
+                <pic:pic>
+                  <pic:nvPicPr>
+                    <pic:cNvPr id="0" name="image.jpg"/>
+                    <pic:cNvPicPr/>
+                  </pic:nvPicPr>
+                  <pic:blipFill>
+                    <a:blip r:embed="rId59"/>
+                    <a:stretch>
+                      <a:fillRect/>
+                    </a:stretch>
+                  </pic:blipFill>
+                  <pic:spPr>
+                    <a:xfrm>
+                      <a:off x="0" y="0"/>
+                      <a:ext cx="6096000" cy="4559808"/>
+                    </a:xfrm>
+                    <a:prstGeom prst="rect"/>
+                  </pic:spPr>
+                </pic:pic>
+              </a:graphicData>
+            </a:graphic>
+          </wp:inline>
+        </w:drawing>
+      </w:r>
+    </w:p>
+    <w:p>
+      <w:pPr/>
+      <w:r>
+        <w:rPr>
+          <w:lang w:val="fr_FR" w:bidi="fr_FR"/>
+        </w:rPr>
+      </w:r>
+      <w:hyperlink r:id="rId60">
+        <w:r>
+          <w:rPr>
+            <w:lang w:val="fr_FR" w:bidi="fr_FR"/>
+          </w:rPr>
+          <w:rPr>
+            <w:color w:val="0000EE"/>
+            <w:u w:val="single"/>
+          </w:rPr>
+          <w:t>link</w:t>
+        </w:r>
+      </w:hyperlink>
+      <w:r>
+        <w:rPr>
+          <w:lang w:val="fr_FR" w:bidi="fr_FR"/>
+        </w:rPr>
+      </w:r>
+      <w:r>
+        <w:rPr>
+          <w:lang w:val="fr_FR" w:bidi="fr_FR"/>
+        </w:rPr>
+      </w:r>
+    </w:p>
+    <w:p>
+      <w:pPr/>
+      <w:r>
+        <w:rPr>
+          <w:lang w:val="fr_FR" w:bidi="fr_FR"/>
+        </w:rPr>
+      </w:r>
+    </w:p>
+    <w:p>
+      <w:pPr>
+        <w:pStyle w:val="Heading2"/>
+      </w:pPr>
+      <w:r>
+        <w:rPr>
+          <w:lang w:val="fr_FR" w:bidi="fr_FR"/>
+        </w:rPr>
+        <w:t>Arche de l'alliance</w:t>
+      </w:r>
+      <w:r>
+        <w:rPr>
+          <w:lang w:val="fr_FR" w:bidi="fr_FR"/>
+        </w:rPr>
+      </w:r>
+    </w:p>
+    <w:p>
+      <w:pPr>
+        <w:pStyle w:val="Heading4"/>
+      </w:pPr>
+      <w:r>
+        <w:rPr>
+          <w:lang w:val="fr_FR" w:bidi="fr_FR"/>
+        </w:rPr>
+        <w:t>Image Content</w:t>
+      </w:r>
+      <w:r>
+        <w:rPr>
+          <w:lang w:val="fr_FR" w:bidi="fr_FR"/>
+        </w:rPr>
+      </w:r>
+    </w:p>
+    <w:p>
+      <w:pPr/>
+      <w:r>
+        <w:rPr>
+          <w:lang w:val="fr_FR" w:bidi="fr_FR"/>
+        </w:rPr>
+      </w:r>
+    </w:p>
+    <w:p>
+      <w:r>
+        <w:drawing>
+          <wp:inline xmlns:a="http://schemas.openxmlformats.org/drawingml/2006/main" xmlns:pic="http://schemas.openxmlformats.org/drawingml/2006/picture">
+            <wp:extent cx="6096000" cy="4572000"/>
+            <wp:docPr id="25" name="Picture 25"/>
+            <wp:cNvGraphicFramePr>
+              <a:graphicFrameLocks noChangeAspect="1"/>
+            </wp:cNvGraphicFramePr>
+            <a:graphic>
+              <a:graphicData uri="http://schemas.openxmlformats.org/drawingml/2006/picture">
+                <pic:pic>
+                  <pic:nvPicPr>
+                    <pic:cNvPr id="0" name="image.jpg"/>
+                    <pic:cNvPicPr/>
+                  </pic:nvPicPr>
+                  <pic:blipFill>
+                    <a:blip r:embed="rId61"/>
+                    <a:stretch>
+                      <a:fillRect/>
+                    </a:stretch>
+                  </pic:blipFill>
+                  <pic:spPr>
+                    <a:xfrm>
+                      <a:off x="0" y="0"/>
+                      <a:ext cx="6096000" cy="4572000"/>
+                    </a:xfrm>
+                    <a:prstGeom prst="rect"/>
+                  </pic:spPr>
+                </pic:pic>
+              </a:graphicData>
+            </a:graphic>
+          </wp:inline>
+        </w:drawing>
+      </w:r>
+    </w:p>
+    <w:p>
+      <w:pPr/>
+      <w:r>
+        <w:rPr>
+          <w:lang w:val="fr_FR" w:bidi="fr_FR"/>
+        </w:rPr>
+      </w:r>
+      <w:hyperlink r:id="rId62">
+        <w:r>
+          <w:rPr>
+            <w:lang w:val="fr_FR" w:bidi="fr_FR"/>
+          </w:rPr>
+          <w:rPr>
+            <w:color w:val="0000EE"/>
+            <w:u w:val="single"/>
+          </w:rPr>
+          <w:t>link</w:t>
+        </w:r>
+      </w:hyperlink>
+      <w:r>
+        <w:rPr>
+          <w:lang w:val="fr_FR" w:bidi="fr_FR"/>
+        </w:rPr>
+      </w:r>
+      <w:r>
+        <w:rPr>
+          <w:lang w:val="fr_FR" w:bidi="fr_FR"/>
+        </w:rPr>
+      </w:r>
+    </w:p>
+    <w:p>
+      <w:pPr/>
+      <w:r>
+        <w:rPr>
+          <w:lang w:val="fr_FR" w:bidi="fr_FR"/>
+        </w:rPr>
+      </w:r>
+    </w:p>
+    <w:p>
+      <w:pPr>
+        <w:pStyle w:val="Heading2"/>
+      </w:pPr>
+      <w:r>
+        <w:rPr>
+          <w:lang w:val="fr_FR" w:bidi="fr_FR"/>
+        </w:rPr>
+        <w:t>Arche de l'alliance</w:t>
+      </w:r>
+      <w:r>
+        <w:rPr>
+          <w:lang w:val="fr_FR" w:bidi="fr_FR"/>
+        </w:rPr>
+      </w:r>
+    </w:p>
+    <w:p>
+      <w:pPr>
+        <w:pStyle w:val="Heading4"/>
+      </w:pPr>
+      <w:r>
+        <w:rPr>
+          <w:lang w:val="fr_FR" w:bidi="fr_FR"/>
+        </w:rPr>
+        <w:t>Image Content</w:t>
+      </w:r>
+      <w:r>
+        <w:rPr>
+          <w:lang w:val="fr_FR" w:bidi="fr_FR"/>
+        </w:rPr>
+      </w:r>
+    </w:p>
+    <w:p>
+      <w:pPr/>
+      <w:r>
+        <w:rPr>
+          <w:lang w:val="fr_FR" w:bidi="fr_FR"/>
+        </w:rPr>
+      </w:r>
+    </w:p>
+    <w:p>
+      <w:r>
+        <w:drawing>
+          <wp:inline xmlns:a="http://schemas.openxmlformats.org/drawingml/2006/main" xmlns:pic="http://schemas.openxmlformats.org/drawingml/2006/picture">
+            <wp:extent cx="6096000" cy="9139430"/>
+            <wp:docPr id="26" name="Picture 26"/>
+            <wp:cNvGraphicFramePr>
+              <a:graphicFrameLocks noChangeAspect="1"/>
+            </wp:cNvGraphicFramePr>
+            <a:graphic>
+              <a:graphicData uri="http://schemas.openxmlformats.org/drawingml/2006/picture">
+                <pic:pic>
+                  <pic:nvPicPr>
+                    <pic:cNvPr id="0" name="image.jpg"/>
+                    <pic:cNvPicPr/>
+                  </pic:nvPicPr>
+                  <pic:blipFill>
+                    <a:blip r:embed="rId63"/>
+                    <a:stretch>
+                      <a:fillRect/>
+                    </a:stretch>
+                  </pic:blipFill>
+                  <pic:spPr>
+                    <a:xfrm>
+                      <a:off x="0" y="0"/>
+                      <a:ext cx="6096000" cy="9139430"/>
+                    </a:xfrm>
+                    <a:prstGeom prst="rect"/>
+                  </pic:spPr>
+                </pic:pic>
+              </a:graphicData>
+            </a:graphic>
+          </wp:inline>
+        </w:drawing>
+      </w:r>
+    </w:p>
+    <w:p>
+      <w:pPr/>
+      <w:r>
+        <w:rPr>
+          <w:lang w:val="fr_FR" w:bidi="fr_FR"/>
+        </w:rPr>
+      </w:r>
+      <w:hyperlink r:id="rId64">
+        <w:r>
+          <w:rPr>
+            <w:lang w:val="fr_FR" w:bidi="fr_FR"/>
+          </w:rPr>
+          <w:rPr>
+            <w:color w:val="0000EE"/>
+            <w:u w:val="single"/>
+          </w:rPr>
+          <w:t>link</w:t>
+        </w:r>
+      </w:hyperlink>
+      <w:r>
+        <w:rPr>
+          <w:lang w:val="fr_FR" w:bidi="fr_FR"/>
+        </w:rPr>
+      </w:r>
+      <w:r>
+        <w:rPr>
+          <w:lang w:val="fr_FR" w:bidi="fr_FR"/>
+        </w:rPr>
+      </w:r>
+    </w:p>
+    <w:p>
+      <w:pPr/>
+      <w:r>
+        <w:rPr>
+          <w:lang w:val="fr_FR" w:bidi="fr_FR"/>
+        </w:rPr>
+      </w:r>
+    </w:p>
+    <w:p>
+      <w:pPr>
+        <w:pStyle w:val="Heading2"/>
+      </w:pPr>
+      <w:r>
+        <w:rPr>
+          <w:lang w:val="fr_FR" w:bidi="fr_FR"/>
+        </w:rPr>
+        <w:t>Arche de l'alliance</w:t>
+      </w:r>
+      <w:r>
+        <w:rPr>
+          <w:lang w:val="fr_FR" w:bidi="fr_FR"/>
+        </w:rPr>
+      </w:r>
+    </w:p>
+    <w:p>
+      <w:pPr>
+        <w:pStyle w:val="Heading4"/>
+      </w:pPr>
+      <w:r>
+        <w:rPr>
+          <w:lang w:val="fr_FR" w:bidi="fr_FR"/>
+        </w:rPr>
+        <w:t>Image Content</w:t>
+      </w:r>
+      <w:r>
+        <w:rPr>
+          <w:lang w:val="fr_FR" w:bidi="fr_FR"/>
+        </w:rPr>
+      </w:r>
+    </w:p>
+    <w:p>
+      <w:pPr/>
+      <w:r>
+        <w:rPr>
+          <w:lang w:val="fr_FR" w:bidi="fr_FR"/>
+        </w:rPr>
+      </w:r>
+    </w:p>
+    <w:p>
+      <w:r>
+        <w:drawing>
+          <wp:inline xmlns:a="http://schemas.openxmlformats.org/drawingml/2006/main" xmlns:pic="http://schemas.openxmlformats.org/drawingml/2006/picture">
+            <wp:extent cx="6096000" cy="4066032"/>
+            <wp:docPr id="27" name="Picture 27"/>
+            <wp:cNvGraphicFramePr>
+              <a:graphicFrameLocks noChangeAspect="1"/>
+            </wp:cNvGraphicFramePr>
+            <a:graphic>
+              <a:graphicData uri="http://schemas.openxmlformats.org/drawingml/2006/picture">
+                <pic:pic>
+                  <pic:nvPicPr>
+                    <pic:cNvPr id="0" name="image.jpg"/>
+                    <pic:cNvPicPr/>
+                  </pic:nvPicPr>
+                  <pic:blipFill>
+                    <a:blip r:embed="rId65"/>
+                    <a:stretch>
+                      <a:fillRect/>
+                    </a:stretch>
+                  </pic:blipFill>
+                  <pic:spPr>
+                    <a:xfrm>
+                      <a:off x="0" y="0"/>
+                      <a:ext cx="6096000" cy="4066032"/>
+                    </a:xfrm>
+                    <a:prstGeom prst="rect"/>
+                  </pic:spPr>
+                </pic:pic>
+              </a:graphicData>
+            </a:graphic>
+          </wp:inline>
+        </w:drawing>
+      </w:r>
+    </w:p>
+    <w:p>
+      <w:pPr/>
+      <w:r>
+        <w:rPr>
+          <w:lang w:val="fr_FR" w:bidi="fr_FR"/>
+        </w:rPr>
+      </w:r>
+      <w:hyperlink r:id="rId66">
+        <w:r>
+          <w:rPr>
+            <w:lang w:val="fr_FR" w:bidi="fr_FR"/>
+          </w:rPr>
+          <w:rPr>
+            <w:color w:val="0000EE"/>
+            <w:u w:val="single"/>
+          </w:rPr>
+          <w:t>link</w:t>
+        </w:r>
+      </w:hyperlink>
+      <w:r>
+        <w:rPr>
+          <w:lang w:val="fr_FR" w:bidi="fr_FR"/>
+        </w:rPr>
+      </w:r>
+      <w:r>
+        <w:rPr>
+          <w:lang w:val="fr_FR" w:bidi="fr_FR"/>
+        </w:rPr>
+      </w:r>
+    </w:p>
+    <w:p>
+      <w:pPr/>
+      <w:r>
+        <w:rPr>
+          <w:lang w:val="fr_FR" w:bidi="fr_FR"/>
+        </w:rPr>
+      </w:r>
+    </w:p>
+    <w:p>
+      <w:pPr>
+        <w:pStyle w:val="Heading2"/>
+      </w:pPr>
+      <w:r>
+        <w:rPr>
+          <w:lang w:val="fr_FR" w:bidi="fr_FR"/>
+        </w:rPr>
+        <w:t>Arche de l'alliance</w:t>
+      </w:r>
+      <w:r>
+        <w:rPr>
+          <w:lang w:val="fr_FR" w:bidi="fr_FR"/>
+        </w:rPr>
+      </w:r>
+    </w:p>
+    <w:p>
+      <w:pPr>
+        <w:pStyle w:val="Heading4"/>
+      </w:pPr>
+      <w:r>
+        <w:rPr>
+          <w:lang w:val="fr_FR" w:bidi="fr_FR"/>
+        </w:rPr>
+        <w:t>Image Content</w:t>
+      </w:r>
+      <w:r>
+        <w:rPr>
+          <w:lang w:val="fr_FR" w:bidi="fr_FR"/>
+        </w:rPr>
+      </w:r>
+    </w:p>
+    <w:p>
+      <w:pPr/>
+      <w:r>
+        <w:rPr>
+          <w:lang w:val="fr_FR" w:bidi="fr_FR"/>
+        </w:rPr>
+      </w:r>
+    </w:p>
+    <w:p>
+      <w:r>
+        <w:drawing>
+          <wp:inline xmlns:a="http://schemas.openxmlformats.org/drawingml/2006/main" xmlns:pic="http://schemas.openxmlformats.org/drawingml/2006/picture">
+            <wp:extent cx="6096000" cy="4066032"/>
+            <wp:docPr id="28" name="Picture 28"/>
+            <wp:cNvGraphicFramePr>
+              <a:graphicFrameLocks noChangeAspect="1"/>
+            </wp:cNvGraphicFramePr>
+            <a:graphic>
+              <a:graphicData uri="http://schemas.openxmlformats.org/drawingml/2006/picture">
+                <pic:pic>
+                  <pic:nvPicPr>
+                    <pic:cNvPr id="0" name="image.jpg"/>
+                    <pic:cNvPicPr/>
+                  </pic:nvPicPr>
+                  <pic:blipFill>
+                    <a:blip r:embed="rId67"/>
+                    <a:stretch>
+                      <a:fillRect/>
+                    </a:stretch>
+                  </pic:blipFill>
+                  <pic:spPr>
+                    <a:xfrm>
+                      <a:off x="0" y="0"/>
+                      <a:ext cx="6096000" cy="4066032"/>
+                    </a:xfrm>
+                    <a:prstGeom prst="rect"/>
+                  </pic:spPr>
+                </pic:pic>
+              </a:graphicData>
+            </a:graphic>
+          </wp:inline>
+        </w:drawing>
+      </w:r>
+    </w:p>
+    <w:p>
+      <w:pPr/>
+      <w:r>
+        <w:rPr>
+          <w:lang w:val="fr_FR" w:bidi="fr_FR"/>
+        </w:rPr>
+      </w:r>
+      <w:hyperlink r:id="rId68">
+        <w:r>
+          <w:rPr>
+            <w:lang w:val="fr_FR" w:bidi="fr_FR"/>
+          </w:rPr>
+          <w:rPr>
+            <w:color w:val="0000EE"/>
+            <w:u w:val="single"/>
+          </w:rPr>
+          <w:t>link</w:t>
+        </w:r>
+      </w:hyperlink>
+      <w:r>
+        <w:rPr>
+          <w:lang w:val="fr_FR" w:bidi="fr_FR"/>
+        </w:rPr>
+      </w:r>
+      <w:r>
+        <w:rPr>
+          <w:lang w:val="fr_FR" w:bidi="fr_FR"/>
+        </w:rPr>
+      </w:r>
+    </w:p>
+    <w:p>
+      <w:pPr/>
+      <w:r>
+        <w:rPr>
+          <w:lang w:val="fr_FR" w:bidi="fr_FR"/>
+        </w:rPr>
+      </w:r>
+    </w:p>
+    <w:p>
+      <w:pPr>
+        <w:pStyle w:val="Heading2"/>
+      </w:pPr>
+      <w:r>
+        <w:rPr>
+          <w:lang w:val="fr_FR" w:bidi="fr_FR"/>
+        </w:rPr>
+        <w:t>Autel de l'encens</w:t>
+      </w:r>
+      <w:r>
+        <w:rPr>
+          <w:lang w:val="fr_FR" w:bidi="fr_FR"/>
+        </w:rPr>
+      </w:r>
+    </w:p>
+    <w:p>
+      <w:pPr>
+        <w:pStyle w:val="Heading4"/>
+      </w:pPr>
+      <w:r>
+        <w:rPr>
+          <w:lang w:val="fr_FR" w:bidi="fr_FR"/>
+        </w:rPr>
+        <w:t>Image Content</w:t>
+      </w:r>
+      <w:r>
+        <w:rPr>
+          <w:lang w:val="fr_FR" w:bidi="fr_FR"/>
+        </w:rPr>
+      </w:r>
+    </w:p>
+    <w:p>
+      <w:pPr/>
+      <w:r>
+        <w:rPr>
+          <w:lang w:val="fr_FR" w:bidi="fr_FR"/>
+        </w:rPr>
+      </w:r>
+    </w:p>
+    <w:p>
+      <w:r>
+        <w:drawing>
+          <wp:inline xmlns:a="http://schemas.openxmlformats.org/drawingml/2006/main" xmlns:pic="http://schemas.openxmlformats.org/drawingml/2006/picture">
+            <wp:extent cx="6096000" cy="6457627"/>
+            <wp:docPr id="29" name="Picture 29"/>
+            <wp:cNvGraphicFramePr>
+              <a:graphicFrameLocks noChangeAspect="1"/>
+            </wp:cNvGraphicFramePr>
+            <a:graphic>
+              <a:graphicData uri="http://schemas.openxmlformats.org/drawingml/2006/picture">
+                <pic:pic>
+                  <pic:nvPicPr>
+                    <pic:cNvPr id="0" name="image.jpg"/>
+                    <pic:cNvPicPr/>
+                  </pic:nvPicPr>
+                  <pic:blipFill>
+                    <a:blip r:embed="rId69"/>
+                    <a:stretch>
+                      <a:fillRect/>
+                    </a:stretch>
+                  </pic:blipFill>
+                  <pic:spPr>
+                    <a:xfrm>
+                      <a:off x="0" y="0"/>
+                      <a:ext cx="6096000" cy="6457627"/>
+                    </a:xfrm>
+                    <a:prstGeom prst="rect"/>
+                  </pic:spPr>
+                </pic:pic>
+              </a:graphicData>
+            </a:graphic>
+          </wp:inline>
+        </w:drawing>
+      </w:r>
+    </w:p>
+    <w:p>
+      <w:pPr/>
+      <w:r>
+        <w:rPr>
+          <w:lang w:val="fr_FR" w:bidi="fr_FR"/>
+        </w:rPr>
+      </w:r>
+      <w:hyperlink r:id="rId70">
+        <w:r>
+          <w:rPr>
+            <w:lang w:val="fr_FR" w:bidi="fr_FR"/>
+          </w:rPr>
+          <w:rPr>
+            <w:color w:val="0000EE"/>
+            <w:u w:val="single"/>
+          </w:rPr>
+          <w:t>link</w:t>
+        </w:r>
+      </w:hyperlink>
+      <w:r>
+        <w:rPr>
+          <w:lang w:val="fr_FR" w:bidi="fr_FR"/>
+        </w:rPr>
+      </w:r>
+      <w:r>
+        <w:rPr>
+          <w:lang w:val="fr_FR" w:bidi="fr_FR"/>
+        </w:rPr>
+      </w:r>
+    </w:p>
+    <w:p>
+      <w:pPr/>
+      <w:r>
+        <w:rPr>
+          <w:lang w:val="fr_FR" w:bidi="fr_FR"/>
+        </w:rPr>
+      </w:r>
+    </w:p>
+    <w:p>
+      <w:pPr>
+        <w:pStyle w:val="Heading2"/>
+      </w:pPr>
+      <w:r>
+        <w:rPr>
+          <w:lang w:val="fr_FR" w:bidi="fr_FR"/>
+        </w:rPr>
+        <w:t>Autel de l'encens</w:t>
+      </w:r>
+      <w:r>
+        <w:rPr>
+          <w:lang w:val="fr_FR" w:bidi="fr_FR"/>
+        </w:rPr>
+      </w:r>
+    </w:p>
+    <w:p>
+      <w:pPr>
+        <w:pStyle w:val="Heading4"/>
+      </w:pPr>
+      <w:r>
+        <w:rPr>
+          <w:lang w:val="fr_FR" w:bidi="fr_FR"/>
+        </w:rPr>
+        <w:t>Image Content</w:t>
+      </w:r>
+      <w:r>
+        <w:rPr>
+          <w:lang w:val="fr_FR" w:bidi="fr_FR"/>
+        </w:rPr>
+      </w:r>
+    </w:p>
+    <w:p>
+      <w:pPr/>
+      <w:r>
+        <w:rPr>
+          <w:lang w:val="fr_FR" w:bidi="fr_FR"/>
+        </w:rPr>
+      </w:r>
+    </w:p>
+    <w:p>
+      <w:r>
+        <w:drawing>
+          <wp:inline xmlns:a="http://schemas.openxmlformats.org/drawingml/2006/main" xmlns:pic="http://schemas.openxmlformats.org/drawingml/2006/picture">
+            <wp:extent cx="6096000" cy="3413760"/>
+            <wp:docPr id="30" name="Picture 30"/>
+            <wp:cNvGraphicFramePr>
+              <a:graphicFrameLocks noChangeAspect="1"/>
+            </wp:cNvGraphicFramePr>
+            <a:graphic>
+              <a:graphicData uri="http://schemas.openxmlformats.org/drawingml/2006/picture">
+                <pic:pic>
+                  <pic:nvPicPr>
+                    <pic:cNvPr id="0" name="image.jpg"/>
+                    <pic:cNvPicPr/>
+                  </pic:nvPicPr>
+                  <pic:blipFill>
+                    <a:blip r:embed="rId71"/>
+                    <a:stretch>
+                      <a:fillRect/>
+                    </a:stretch>
+                  </pic:blipFill>
+                  <pic:spPr>
+                    <a:xfrm>
+                      <a:off x="0" y="0"/>
+                      <a:ext cx="6096000" cy="3413760"/>
+                    </a:xfrm>
+                    <a:prstGeom prst="rect"/>
+                  </pic:spPr>
+                </pic:pic>
+              </a:graphicData>
+            </a:graphic>
+          </wp:inline>
+        </w:drawing>
+      </w:r>
+    </w:p>
+    <w:p>
+      <w:pPr/>
+      <w:r>
+        <w:rPr>
+          <w:lang w:val="fr_FR" w:bidi="fr_FR"/>
+        </w:rPr>
+      </w:r>
+      <w:hyperlink r:id="rId72">
+        <w:r>
+          <w:rPr>
+            <w:lang w:val="fr_FR" w:bidi="fr_FR"/>
+          </w:rPr>
+          <w:rPr>
+            <w:color w:val="0000EE"/>
+            <w:u w:val="single"/>
+          </w:rPr>
+          <w:t>link</w:t>
+        </w:r>
+      </w:hyperlink>
+      <w:r>
+        <w:rPr>
+          <w:lang w:val="fr_FR" w:bidi="fr_FR"/>
+        </w:rPr>
+      </w:r>
+      <w:r>
+        <w:rPr>
+          <w:lang w:val="fr_FR" w:bidi="fr_FR"/>
+        </w:rPr>
+      </w:r>
+    </w:p>
+    <w:p>
+      <w:pPr/>
+      <w:r>
+        <w:rPr>
+          <w:lang w:val="fr_FR" w:bidi="fr_FR"/>
+        </w:rPr>
+      </w:r>
+    </w:p>
+    <w:p>
+      <w:pPr>
+        <w:pStyle w:val="Heading2"/>
+      </w:pPr>
+      <w:r>
+        <w:rPr>
+          <w:lang w:val="fr_FR" w:bidi="fr_FR"/>
+        </w:rPr>
+        <w:t>Autel pour le sacrifice dans le temple</w:t>
+      </w:r>
+      <w:r>
+        <w:rPr>
+          <w:lang w:val="fr_FR" w:bidi="fr_FR"/>
+        </w:rPr>
+      </w:r>
+    </w:p>
+    <w:p>
+      <w:pPr>
+        <w:pStyle w:val="Heading4"/>
+      </w:pPr>
+      <w:r>
+        <w:rPr>
+          <w:lang w:val="fr_FR" w:bidi="fr_FR"/>
+        </w:rPr>
+        <w:t>Image Content</w:t>
+      </w:r>
+      <w:r>
+        <w:rPr>
+          <w:lang w:val="fr_FR" w:bidi="fr_FR"/>
+        </w:rPr>
+      </w:r>
+    </w:p>
+    <w:p>
+      <w:pPr/>
+      <w:r>
+        <w:rPr>
+          <w:lang w:val="fr_FR" w:bidi="fr_FR"/>
+        </w:rPr>
+      </w:r>
+    </w:p>
+    <w:p>
+      <w:r>
+        <w:drawing>
+          <wp:inline xmlns:a="http://schemas.openxmlformats.org/drawingml/2006/main" xmlns:pic="http://schemas.openxmlformats.org/drawingml/2006/picture">
+            <wp:extent cx="6096000" cy="2810256"/>
+            <wp:docPr id="31" name="Picture 31"/>
+            <wp:cNvGraphicFramePr>
+              <a:graphicFrameLocks noChangeAspect="1"/>
+            </wp:cNvGraphicFramePr>
+            <a:graphic>
+              <a:graphicData uri="http://schemas.openxmlformats.org/drawingml/2006/picture">
+                <pic:pic>
+                  <pic:nvPicPr>
+                    <pic:cNvPr id="0" name="image.jpg"/>
+                    <pic:cNvPicPr/>
+                  </pic:nvPicPr>
+                  <pic:blipFill>
+                    <a:blip r:embed="rId73"/>
+                    <a:stretch>
+                      <a:fillRect/>
+                    </a:stretch>
+                  </pic:blipFill>
+                  <pic:spPr>
+                    <a:xfrm>
+                      <a:off x="0" y="0"/>
+                      <a:ext cx="6096000" cy="2810256"/>
+                    </a:xfrm>
+                    <a:prstGeom prst="rect"/>
+                  </pic:spPr>
+                </pic:pic>
+              </a:graphicData>
+            </a:graphic>
+          </wp:inline>
+        </w:drawing>
+      </w:r>
+    </w:p>
+    <w:p>
+      <w:pPr/>
+      <w:r>
+        <w:rPr>
+          <w:lang w:val="fr_FR" w:bidi="fr_FR"/>
+        </w:rPr>
+      </w:r>
+      <w:hyperlink r:id="rId74">
+        <w:r>
+          <w:rPr>
+            <w:lang w:val="fr_FR" w:bidi="fr_FR"/>
+          </w:rPr>
+          <w:rPr>
+            <w:color w:val="0000EE"/>
+            <w:u w:val="single"/>
+          </w:rPr>
+          <w:t>link</w:t>
+        </w:r>
+      </w:hyperlink>
+      <w:r>
+        <w:rPr>
+          <w:lang w:val="fr_FR" w:bidi="fr_FR"/>
+        </w:rPr>
+      </w:r>
+      <w:r>
+        <w:rPr>
+          <w:lang w:val="fr_FR" w:bidi="fr_FR"/>
+        </w:rPr>
+      </w:r>
+    </w:p>
+    <w:p>
+      <w:pPr/>
+      <w:r>
+        <w:rPr>
+          <w:lang w:val="fr_FR" w:bidi="fr_FR"/>
+        </w:rPr>
+      </w:r>
+    </w:p>
+    <w:p>
+      <w:pPr>
+        <w:pStyle w:val="Heading2"/>
+      </w:pPr>
+      <w:r>
+        <w:rPr>
+          <w:lang w:val="fr_FR" w:bidi="fr_FR"/>
+        </w:rPr>
+        <w:t>Autel pour le sacrifice dans le temple</w:t>
+      </w:r>
+      <w:r>
+        <w:rPr>
+          <w:lang w:val="fr_FR" w:bidi="fr_FR"/>
+        </w:rPr>
+      </w:r>
+    </w:p>
+    <w:p>
+      <w:pPr>
+        <w:pStyle w:val="Heading4"/>
+      </w:pPr>
+      <w:r>
+        <w:rPr>
+          <w:lang w:val="fr_FR" w:bidi="fr_FR"/>
+        </w:rPr>
+        <w:t>Image Content</w:t>
+      </w:r>
+      <w:r>
+        <w:rPr>
+          <w:lang w:val="fr_FR" w:bidi="fr_FR"/>
+        </w:rPr>
+      </w:r>
+    </w:p>
+    <w:p>
+      <w:pPr/>
+      <w:r>
+        <w:rPr>
+          <w:lang w:val="fr_FR" w:bidi="fr_FR"/>
+        </w:rPr>
+      </w:r>
+    </w:p>
+    <w:p>
+      <w:r>
+        <w:drawing>
+          <wp:inline xmlns:a="http://schemas.openxmlformats.org/drawingml/2006/main" xmlns:pic="http://schemas.openxmlformats.org/drawingml/2006/picture">
+            <wp:extent cx="6096000" cy="3432048"/>
+            <wp:docPr id="32" name="Picture 32"/>
+            <wp:cNvGraphicFramePr>
+              <a:graphicFrameLocks noChangeAspect="1"/>
+            </wp:cNvGraphicFramePr>
+            <a:graphic>
+              <a:graphicData uri="http://schemas.openxmlformats.org/drawingml/2006/picture">
+                <pic:pic>
+                  <pic:nvPicPr>
+                    <pic:cNvPr id="0" name="image.jpg"/>
+                    <pic:cNvPicPr/>
+                  </pic:nvPicPr>
+                  <pic:blipFill>
+                    <a:blip r:embed="rId75"/>
+                    <a:stretch>
+                      <a:fillRect/>
+                    </a:stretch>
+                  </pic:blipFill>
+                  <pic:spPr>
+                    <a:xfrm>
+                      <a:off x="0" y="0"/>
+                      <a:ext cx="6096000" cy="3432048"/>
+                    </a:xfrm>
+                    <a:prstGeom prst="rect"/>
+                  </pic:spPr>
+                </pic:pic>
+              </a:graphicData>
+            </a:graphic>
+          </wp:inline>
+        </w:drawing>
+      </w:r>
+    </w:p>
+    <w:p>
+      <w:pPr/>
+      <w:r>
+        <w:rPr>
+          <w:lang w:val="fr_FR" w:bidi="fr_FR"/>
+        </w:rPr>
+      </w:r>
+      <w:hyperlink r:id="rId76">
+        <w:r>
+          <w:rPr>
+            <w:lang w:val="fr_FR" w:bidi="fr_FR"/>
+          </w:rPr>
+          <w:rPr>
+            <w:color w:val="0000EE"/>
+            <w:u w:val="single"/>
+          </w:rPr>
+          <w:t>link</w:t>
+        </w:r>
+      </w:hyperlink>
+      <w:r>
+        <w:rPr>
+          <w:lang w:val="fr_FR" w:bidi="fr_FR"/>
+        </w:rPr>
+      </w:r>
+      <w:r>
+        <w:rPr>
+          <w:lang w:val="fr_FR" w:bidi="fr_FR"/>
+        </w:rPr>
+      </w:r>
+    </w:p>
+    <w:p>
+      <w:pPr/>
+      <w:r>
+        <w:rPr>
+          <w:lang w:val="fr_FR" w:bidi="fr_FR"/>
+        </w:rPr>
+      </w:r>
+    </w:p>
+    <w:p>
+      <w:pPr>
+        <w:pStyle w:val="Heading2"/>
+      </w:pPr>
+      <w:r>
+        <w:rPr>
+          <w:lang w:val="fr_FR" w:bidi="fr_FR"/>
+        </w:rPr>
+        <w:t>Autel pour le sacrifice dans le temple</w:t>
+      </w:r>
+      <w:r>
+        <w:rPr>
+          <w:lang w:val="fr_FR" w:bidi="fr_FR"/>
+        </w:rPr>
+      </w:r>
+    </w:p>
+    <w:p>
+      <w:pPr>
+        <w:pStyle w:val="Heading4"/>
+      </w:pPr>
+      <w:r>
+        <w:rPr>
+          <w:lang w:val="fr_FR" w:bidi="fr_FR"/>
+        </w:rPr>
+        <w:t>Image Content</w:t>
+      </w:r>
+      <w:r>
+        <w:rPr>
+          <w:lang w:val="fr_FR" w:bidi="fr_FR"/>
+        </w:rPr>
+      </w:r>
+    </w:p>
+    <w:p>
+      <w:pPr/>
+      <w:r>
+        <w:rPr>
+          <w:lang w:val="fr_FR" w:bidi="fr_FR"/>
+        </w:rPr>
+      </w:r>
+    </w:p>
+    <w:p>
+      <w:r>
+        <w:drawing>
+          <wp:inline xmlns:a="http://schemas.openxmlformats.org/drawingml/2006/main" xmlns:pic="http://schemas.openxmlformats.org/drawingml/2006/picture">
+            <wp:extent cx="6096000" cy="3432048"/>
+            <wp:docPr id="33" name="Picture 33"/>
+            <wp:cNvGraphicFramePr>
+              <a:graphicFrameLocks noChangeAspect="1"/>
+            </wp:cNvGraphicFramePr>
+            <a:graphic>
+              <a:graphicData uri="http://schemas.openxmlformats.org/drawingml/2006/picture">
+                <pic:pic>
+                  <pic:nvPicPr>
+                    <pic:cNvPr id="0" name="image.jpg"/>
+                    <pic:cNvPicPr/>
+                  </pic:nvPicPr>
+                  <pic:blipFill>
+                    <a:blip r:embed="rId77"/>
+                    <a:stretch>
+                      <a:fillRect/>
+                    </a:stretch>
+                  </pic:blipFill>
+                  <pic:spPr>
+                    <a:xfrm>
+                      <a:off x="0" y="0"/>
+                      <a:ext cx="6096000" cy="3432048"/>
+                    </a:xfrm>
+                    <a:prstGeom prst="rect"/>
+                  </pic:spPr>
+                </pic:pic>
+              </a:graphicData>
+            </a:graphic>
+          </wp:inline>
+        </w:drawing>
+      </w:r>
+    </w:p>
+    <w:p>
+      <w:pPr/>
+      <w:r>
+        <w:rPr>
+          <w:lang w:val="fr_FR" w:bidi="fr_FR"/>
+        </w:rPr>
+      </w:r>
+      <w:hyperlink r:id="rId78">
+        <w:r>
+          <w:rPr>
+            <w:lang w:val="fr_FR" w:bidi="fr_FR"/>
+          </w:rPr>
+          <w:rPr>
+            <w:color w:val="0000EE"/>
+            <w:u w:val="single"/>
+          </w:rPr>
+          <w:t>link</w:t>
+        </w:r>
+      </w:hyperlink>
+      <w:r>
+        <w:rPr>
+          <w:lang w:val="fr_FR" w:bidi="fr_FR"/>
+        </w:rPr>
+      </w:r>
+      <w:r>
+        <w:rPr>
+          <w:lang w:val="fr_FR" w:bidi="fr_FR"/>
+        </w:rPr>
+      </w:r>
+    </w:p>
+    <w:p>
+      <w:pPr/>
+      <w:r>
+        <w:rPr>
+          <w:lang w:val="fr_FR" w:bidi="fr_FR"/>
+        </w:rPr>
+      </w:r>
+    </w:p>
+    <w:p>
+      <w:pPr>
+        <w:pStyle w:val="Heading2"/>
+      </w:pPr>
+      <w:r>
+        <w:rPr>
+          <w:lang w:val="fr_FR" w:bidi="fr_FR"/>
+        </w:rPr>
+        <w:t>Autel pour l'offrande brûlée</w:t>
+      </w:r>
+      <w:r>
+        <w:rPr>
+          <w:lang w:val="fr_FR" w:bidi="fr_FR"/>
+        </w:rPr>
+      </w:r>
+    </w:p>
+    <w:p>
+      <w:pPr>
+        <w:pStyle w:val="Heading4"/>
+      </w:pPr>
+      <w:r>
+        <w:rPr>
+          <w:lang w:val="fr_FR" w:bidi="fr_FR"/>
+        </w:rPr>
+        <w:t>Image Content</w:t>
+      </w:r>
+      <w:r>
+        <w:rPr>
+          <w:lang w:val="fr_FR" w:bidi="fr_FR"/>
+        </w:rPr>
+      </w:r>
+    </w:p>
+    <w:p>
+      <w:pPr/>
+      <w:r>
+        <w:rPr>
+          <w:lang w:val="fr_FR" w:bidi="fr_FR"/>
+        </w:rPr>
+      </w:r>
+    </w:p>
+    <w:p>
+      <w:r>
+        <w:drawing>
+          <wp:inline xmlns:a="http://schemas.openxmlformats.org/drawingml/2006/main" xmlns:pic="http://schemas.openxmlformats.org/drawingml/2006/picture">
+            <wp:extent cx="6096000" cy="3791712"/>
+            <wp:docPr id="34" name="Picture 34"/>
+            <wp:cNvGraphicFramePr>
+              <a:graphicFrameLocks noChangeAspect="1"/>
+            </wp:cNvGraphicFramePr>
+            <a:graphic>
+              <a:graphicData uri="http://schemas.openxmlformats.org/drawingml/2006/picture">
+                <pic:pic>
+                  <pic:nvPicPr>
+                    <pic:cNvPr id="0" name="image.jpg"/>
+                    <pic:cNvPicPr/>
+                  </pic:nvPicPr>
+                  <pic:blipFill>
+                    <a:blip r:embed="rId79"/>
+                    <a:stretch>
+                      <a:fillRect/>
+                    </a:stretch>
+                  </pic:blipFill>
+                  <pic:spPr>
+                    <a:xfrm>
+                      <a:off x="0" y="0"/>
+                      <a:ext cx="6096000" cy="3791712"/>
+                    </a:xfrm>
+                    <a:prstGeom prst="rect"/>
+                  </pic:spPr>
+                </pic:pic>
+              </a:graphicData>
+            </a:graphic>
+          </wp:inline>
+        </w:drawing>
+      </w:r>
+    </w:p>
+    <w:p>
+      <w:pPr/>
+      <w:r>
+        <w:rPr>
+          <w:lang w:val="fr_FR" w:bidi="fr_FR"/>
+        </w:rPr>
+      </w:r>
+      <w:hyperlink r:id="rId80">
+        <w:r>
+          <w:rPr>
+            <w:lang w:val="fr_FR" w:bidi="fr_FR"/>
+          </w:rPr>
+          <w:rPr>
+            <w:color w:val="0000EE"/>
+            <w:u w:val="single"/>
+          </w:rPr>
+          <w:t>link</w:t>
+        </w:r>
+      </w:hyperlink>
+      <w:r>
+        <w:rPr>
+          <w:lang w:val="fr_FR" w:bidi="fr_FR"/>
+        </w:rPr>
+      </w:r>
+      <w:r>
+        <w:rPr>
+          <w:lang w:val="fr_FR" w:bidi="fr_FR"/>
+        </w:rPr>
+      </w:r>
+    </w:p>
+    <w:p>
+      <w:pPr/>
+      <w:r>
+        <w:rPr>
+          <w:lang w:val="fr_FR" w:bidi="fr_FR"/>
+        </w:rPr>
+      </w:r>
+    </w:p>
+    <w:p>
+      <w:pPr>
+        <w:pStyle w:val="Heading2"/>
+      </w:pPr>
+      <w:r>
+        <w:rPr>
+          <w:lang w:val="fr_FR" w:bidi="fr_FR"/>
+        </w:rPr>
+        <w:t>Autel pour l'offrande brûlée</w:t>
+      </w:r>
+      <w:r>
+        <w:rPr>
+          <w:lang w:val="fr_FR" w:bidi="fr_FR"/>
+        </w:rPr>
+      </w:r>
+    </w:p>
+    <w:p>
+      <w:pPr>
+        <w:pStyle w:val="Heading4"/>
+      </w:pPr>
+      <w:r>
+        <w:rPr>
+          <w:lang w:val="fr_FR" w:bidi="fr_FR"/>
+        </w:rPr>
+        <w:t>Image Content</w:t>
+      </w:r>
+      <w:r>
+        <w:rPr>
+          <w:lang w:val="fr_FR" w:bidi="fr_FR"/>
+        </w:rPr>
+      </w:r>
+    </w:p>
+    <w:p>
+      <w:pPr/>
+      <w:r>
+        <w:rPr>
+          <w:lang w:val="fr_FR" w:bidi="fr_FR"/>
+        </w:rPr>
+      </w:r>
+    </w:p>
+    <w:p>
+      <w:r>
+        <w:drawing>
+          <wp:inline xmlns:a="http://schemas.openxmlformats.org/drawingml/2006/main" xmlns:pic="http://schemas.openxmlformats.org/drawingml/2006/picture">
+            <wp:extent cx="6096000" cy="3512099"/>
+            <wp:docPr id="35" name="Picture 35"/>
+            <wp:cNvGraphicFramePr>
+              <a:graphicFrameLocks noChangeAspect="1"/>
+            </wp:cNvGraphicFramePr>
+            <a:graphic>
+              <a:graphicData uri="http://schemas.openxmlformats.org/drawingml/2006/picture">
+                <pic:pic>
+                  <pic:nvPicPr>
+                    <pic:cNvPr id="0" name="image.jpg"/>
+                    <pic:cNvPicPr/>
+                  </pic:nvPicPr>
+                  <pic:blipFill>
+                    <a:blip r:embed="rId81"/>
+                    <a:stretch>
+                      <a:fillRect/>
+                    </a:stretch>
+                  </pic:blipFill>
+                  <pic:spPr>
+                    <a:xfrm>
+                      <a:off x="0" y="0"/>
+                      <a:ext cx="6096000" cy="3512099"/>
+                    </a:xfrm>
+                    <a:prstGeom prst="rect"/>
+                  </pic:spPr>
+                </pic:pic>
+              </a:graphicData>
+            </a:graphic>
+          </wp:inline>
+        </w:drawing>
+      </w:r>
+    </w:p>
+    <w:p>
+      <w:pPr/>
+      <w:r>
+        <w:rPr>
+          <w:lang w:val="fr_FR" w:bidi="fr_FR"/>
+        </w:rPr>
+      </w:r>
+      <w:hyperlink r:id="rId82">
         <w:r>
           <w:rPr>
             <w:lang w:val="fr_FR" w:bidi="fr_FR"/>
